--- a/tillsyn/A 11088-2026 tillsynsbegäran.docx
+++ b/tillsyn/A 11088-2026 tillsynsbegäran.docx
@@ -245,7 +245,7 @@
     <w:r>
       <w:tab/>
       <w:tab/>
-      <w:t>2026-03-02</w:t>
+      <w:t>2026-03-03</w:t>
       <w:br/>
       <w:br/>
     </w:r>

--- a/tillsyn/A 11088-2026 tillsynsbegäran.docx
+++ b/tillsyn/A 11088-2026 tillsynsbegäran.docx
@@ -245,7 +245,7 @@
     <w:r>
       <w:tab/>
       <w:tab/>
-      <w:t>2026-03-03</w:t>
+      <w:t>2026-03-04</w:t>
       <w:br/>
       <w:br/>
     </w:r>

--- a/tillsyn/A 11088-2026 tillsynsbegäran.docx
+++ b/tillsyn/A 11088-2026 tillsynsbegäran.docx
@@ -245,7 +245,7 @@
     <w:r>
       <w:tab/>
       <w:tab/>
-      <w:t>2026-03-04</w:t>
+      <w:t>2026-03-05</w:t>
       <w:br/>
       <w:br/>
     </w:r>

--- a/tillsyn/A 11088-2026 tillsynsbegäran.docx
+++ b/tillsyn/A 11088-2026 tillsynsbegäran.docx
@@ -245,7 +245,7 @@
     <w:r>
       <w:tab/>
       <w:tab/>
-      <w:t>2026-03-05</w:t>
+      <w:t>2026-03-06</w:t>
       <w:br/>
       <w:br/>
     </w:r>

--- a/tillsyn/A 11088-2026 tillsynsbegäran.docx
+++ b/tillsyn/A 11088-2026 tillsynsbegäran.docx
@@ -245,7 +245,7 @@
     <w:r>
       <w:tab/>
       <w:tab/>
-      <w:t>2026-03-06</w:t>
+      <w:t>2026-03-07</w:t>
       <w:br/>
       <w:br/>
     </w:r>

--- a/tillsyn/A 11088-2026 tillsynsbegäran.docx
+++ b/tillsyn/A 11088-2026 tillsynsbegäran.docx
@@ -245,7 +245,7 @@
     <w:r>
       <w:tab/>
       <w:tab/>
-      <w:t>2026-03-07</w:t>
+      <w:t>2026-03-08</w:t>
       <w:br/>
       <w:br/>
     </w:r>

--- a/tillsyn/A 11088-2026 tillsynsbegäran.docx
+++ b/tillsyn/A 11088-2026 tillsynsbegäran.docx
@@ -245,7 +245,7 @@
     <w:r>
       <w:tab/>
       <w:tab/>
-      <w:t>2026-03-08</w:t>
+      <w:t>2026-03-09</w:t>
       <w:br/>
       <w:br/>
     </w:r>

--- a/tillsyn/A 11088-2026 tillsynsbegäran.docx
+++ b/tillsyn/A 11088-2026 tillsynsbegäran.docx
@@ -245,7 +245,7 @@
     <w:r>
       <w:tab/>
       <w:tab/>
-      <w:t>2026-03-09</w:t>
+      <w:t>2026-03-10</w:t>
       <w:br/>
       <w:br/>
     </w:r>

--- a/tillsyn/A 11088-2026 tillsynsbegäran.docx
+++ b/tillsyn/A 11088-2026 tillsynsbegäran.docx
@@ -245,7 +245,7 @@
     <w:r>
       <w:tab/>
       <w:tab/>
-      <w:t>2026-03-10</w:t>
+      <w:t>2026-03-11</w:t>
       <w:br/>
       <w:br/>
     </w:r>

--- a/tillsyn/A 11088-2026 tillsynsbegäran.docx
+++ b/tillsyn/A 11088-2026 tillsynsbegäran.docx
@@ -245,7 +245,7 @@
     <w:r>
       <w:tab/>
       <w:tab/>
-      <w:t>2026-03-11</w:t>
+      <w:t>2026-03-12</w:t>
       <w:br/>
       <w:br/>
     </w:r>

--- a/tillsyn/A 11088-2026 tillsynsbegäran.docx
+++ b/tillsyn/A 11088-2026 tillsynsbegäran.docx
@@ -245,7 +245,7 @@
     <w:r>
       <w:tab/>
       <w:tab/>
-      <w:t>2026-03-12</w:t>
+      <w:t>2026-03-13</w:t>
       <w:br/>
       <w:br/>
     </w:r>

--- a/tillsyn/A 11088-2026 tillsynsbegäran.docx
+++ b/tillsyn/A 11088-2026 tillsynsbegäran.docx
@@ -245,7 +245,7 @@
     <w:r>
       <w:tab/>
       <w:tab/>
-      <w:t>2026-03-13</w:t>
+      <w:t>2026-03-16</w:t>
       <w:br/>
       <w:br/>
     </w:r>

--- a/tillsyn/A 11088-2026 tillsynsbegäran.docx
+++ b/tillsyn/A 11088-2026 tillsynsbegäran.docx
@@ -245,7 +245,7 @@
     <w:r>
       <w:tab/>
       <w:tab/>
-      <w:t>2026-03-16</w:t>
+      <w:t>2026-03-17</w:t>
       <w:br/>
       <w:br/>
     </w:r>

--- a/tillsyn/A 11088-2026 tillsynsbegäran.docx
+++ b/tillsyn/A 11088-2026 tillsynsbegäran.docx
@@ -245,7 +245,7 @@
     <w:r>
       <w:tab/>
       <w:tab/>
-      <w:t>2026-03-17</w:t>
+      <w:t>2026-03-18</w:t>
       <w:br/>
       <w:br/>
     </w:r>

--- a/tillsyn/A 11088-2026 tillsynsbegäran.docx
+++ b/tillsyn/A 11088-2026 tillsynsbegäran.docx
@@ -245,7 +245,7 @@
     <w:r>
       <w:tab/>
       <w:tab/>
-      <w:t>2026-03-18</w:t>
+      <w:t>2026-03-19</w:t>
       <w:br/>
       <w:br/>
     </w:r>

--- a/tillsyn/A 11088-2026 tillsynsbegäran.docx
+++ b/tillsyn/A 11088-2026 tillsynsbegäran.docx
@@ -245,7 +245,7 @@
     <w:r>
       <w:tab/>
       <w:tab/>
-      <w:t>2026-03-19</w:t>
+      <w:t>2026-03-20</w:t>
       <w:br/>
       <w:br/>
     </w:r>

--- a/tillsyn/A 11088-2026 tillsynsbegäran.docx
+++ b/tillsyn/A 11088-2026 tillsynsbegäran.docx
@@ -245,7 +245,7 @@
     <w:r>
       <w:tab/>
       <w:tab/>
-      <w:t>2026-03-20</w:t>
+      <w:t>2026-03-21</w:t>
       <w:br/>
       <w:br/>
     </w:r>

--- a/tillsyn/A 11088-2026 tillsynsbegäran.docx
+++ b/tillsyn/A 11088-2026 tillsynsbegäran.docx
@@ -245,7 +245,7 @@
     <w:r>
       <w:tab/>
       <w:tab/>
-      <w:t>2026-03-21</w:t>
+      <w:t>2026-03-22</w:t>
       <w:br/>
       <w:br/>
     </w:r>

--- a/tillsyn/A 11088-2026 tillsynsbegäran.docx
+++ b/tillsyn/A 11088-2026 tillsynsbegäran.docx
@@ -245,7 +245,7 @@
     <w:r>
       <w:tab/>
       <w:tab/>
-      <w:t>2026-03-22</w:t>
+      <w:t>2026-03-23</w:t>
       <w:br/>
       <w:br/>
     </w:r>

--- a/tillsyn/A 11088-2026 tillsynsbegäran.docx
+++ b/tillsyn/A 11088-2026 tillsynsbegäran.docx
@@ -245,7 +245,7 @@
     <w:r>
       <w:tab/>
       <w:tab/>
-      <w:t>2026-03-23</w:t>
+      <w:t>2026-03-24</w:t>
       <w:br/>
       <w:br/>
     </w:r>

--- a/tillsyn/A 11088-2026 tillsynsbegäran.docx
+++ b/tillsyn/A 11088-2026 tillsynsbegäran.docx
@@ -245,7 +245,7 @@
     <w:r>
       <w:tab/>
       <w:tab/>
-      <w:t>2026-03-24</w:t>
+      <w:t>2026-03-25</w:t>
       <w:br/>
       <w:br/>
     </w:r>

--- a/tillsyn/A 11088-2026 tillsynsbegäran.docx
+++ b/tillsyn/A 11088-2026 tillsynsbegäran.docx
@@ -245,7 +245,7 @@
     <w:r>
       <w:tab/>
       <w:tab/>
-      <w:t>2026-03-25</w:t>
+      <w:t>2026-03-26</w:t>
       <w:br/>
       <w:br/>
     </w:r>

--- a/tillsyn/A 11088-2026 tillsynsbegäran.docx
+++ b/tillsyn/A 11088-2026 tillsynsbegäran.docx
@@ -245,7 +245,7 @@
     <w:r>
       <w:tab/>
       <w:tab/>
-      <w:t>2026-03-26</w:t>
+      <w:t>2026-03-27</w:t>
       <w:br/>
       <w:br/>
     </w:r>

--- a/tillsyn/A 11088-2026 tillsynsbegäran.docx
+++ b/tillsyn/A 11088-2026 tillsynsbegäran.docx
@@ -245,7 +245,7 @@
     <w:r>
       <w:tab/>
       <w:tab/>
-      <w:t>2026-03-27</w:t>
+      <w:t>2026-03-28</w:t>
       <w:br/>
       <w:br/>
     </w:r>

--- a/tillsyn/A 11088-2026 tillsynsbegäran.docx
+++ b/tillsyn/A 11088-2026 tillsynsbegäran.docx
@@ -245,7 +245,7 @@
     <w:r>
       <w:tab/>
       <w:tab/>
-      <w:t>2026-03-28</w:t>
+      <w:t>2026-03-29</w:t>
       <w:br/>
       <w:br/>
     </w:r>

--- a/tillsyn/A 11088-2026 tillsynsbegäran.docx
+++ b/tillsyn/A 11088-2026 tillsynsbegäran.docx
@@ -245,7 +245,7 @@
     <w:r>
       <w:tab/>
       <w:tab/>
-      <w:t>2026-03-29</w:t>
+      <w:t>2026-03-30</w:t>
       <w:br/>
       <w:br/>
     </w:r>

--- a/tillsyn/A 11088-2026 tillsynsbegäran.docx
+++ b/tillsyn/A 11088-2026 tillsynsbegäran.docx
@@ -245,7 +245,7 @@
     <w:r>
       <w:tab/>
       <w:tab/>
-      <w:t>2026-04-14</w:t>
+      <w:t>2026-04-15</w:t>
       <w:br/>
       <w:br/>
     </w:r>

--- a/tillsyn/A 11088-2026 tillsynsbegäran.docx
+++ b/tillsyn/A 11088-2026 tillsynsbegäran.docx
@@ -245,7 +245,7 @@
     <w:r>
       <w:tab/>
       <w:tab/>
-      <w:t>2026-04-15</w:t>
+      <w:t>2026-04-16</w:t>
       <w:br/>
       <w:br/>
     </w:r>

--- a/tillsyn/A 11088-2026 tillsynsbegäran.docx
+++ b/tillsyn/A 11088-2026 tillsynsbegäran.docx
@@ -245,7 +245,7 @@
     <w:r>
       <w:tab/>
       <w:tab/>
-      <w:t>2026-04-16</w:t>
+      <w:t>2026-04-17</w:t>
       <w:br/>
       <w:br/>
     </w:r>

--- a/tillsyn/A 11088-2026 tillsynsbegäran.docx
+++ b/tillsyn/A 11088-2026 tillsynsbegäran.docx
@@ -245,7 +245,7 @@
     <w:r>
       <w:tab/>
       <w:tab/>
-      <w:t>2026-04-17</w:t>
+      <w:t>2026-04-18</w:t>
       <w:br/>
       <w:br/>
     </w:r>

--- a/tillsyn/A 11088-2026 tillsynsbegäran.docx
+++ b/tillsyn/A 11088-2026 tillsynsbegäran.docx
@@ -245,7 +245,7 @@
     <w:r>
       <w:tab/>
       <w:tab/>
-      <w:t>2026-04-18</w:t>
+      <w:t>2026-04-19</w:t>
       <w:br/>
       <w:br/>
     </w:r>

--- a/tillsyn/A 11088-2026 tillsynsbegäran.docx
+++ b/tillsyn/A 11088-2026 tillsynsbegäran.docx
@@ -245,7 +245,7 @@
     <w:r>
       <w:tab/>
       <w:tab/>
-      <w:t>2026-04-19</w:t>
+      <w:t>2026-04-20</w:t>
       <w:br/>
       <w:br/>
     </w:r>

--- a/tillsyn/A 11088-2026 tillsynsbegäran.docx
+++ b/tillsyn/A 11088-2026 tillsynsbegäran.docx
@@ -245,7 +245,7 @@
     <w:r>
       <w:tab/>
       <w:tab/>
-      <w:t>2026-04-20</w:t>
+      <w:t>2026-04-21</w:t>
       <w:br/>
       <w:br/>
     </w:r>

--- a/tillsyn/A 11088-2026 tillsynsbegäran.docx
+++ b/tillsyn/A 11088-2026 tillsynsbegäran.docx
@@ -245,7 +245,7 @@
     <w:r>
       <w:tab/>
       <w:tab/>
-      <w:t>2026-04-21</w:t>
+      <w:t>2026-04-22</w:t>
       <w:br/>
       <w:br/>
     </w:r>

--- a/tillsyn/A 11088-2026 tillsynsbegäran.docx
+++ b/tillsyn/A 11088-2026 tillsynsbegäran.docx
@@ -245,7 +245,7 @@
     <w:r>
       <w:tab/>
       <w:tab/>
-      <w:t>2026-04-22</w:t>
+      <w:t>2026-04-23</w:t>
       <w:br/>
       <w:br/>
     </w:r>

--- a/tillsyn/A 11088-2026 tillsynsbegäran.docx
+++ b/tillsyn/A 11088-2026 tillsynsbegäran.docx
@@ -245,7 +245,7 @@
     <w:r>
       <w:tab/>
       <w:tab/>
-      <w:t>2026-04-23</w:t>
+      <w:t>2026-04-24</w:t>
       <w:br/>
       <w:br/>
     </w:r>

--- a/tillsyn/A 11088-2026 tillsynsbegäran.docx
+++ b/tillsyn/A 11088-2026 tillsynsbegäran.docx
@@ -245,7 +245,7 @@
     <w:r>
       <w:tab/>
       <w:tab/>
-      <w:t>2026-04-24</w:t>
+      <w:t>2026-04-25</w:t>
       <w:br/>
       <w:br/>
     </w:r>

--- a/tillsyn/A 11088-2026 tillsynsbegäran.docx
+++ b/tillsyn/A 11088-2026 tillsynsbegäran.docx
@@ -245,7 +245,7 @@
     <w:r>
       <w:tab/>
       <w:tab/>
-      <w:t>2026-04-25</w:t>
+      <w:t>2026-04-26</w:t>
       <w:br/>
       <w:br/>
     </w:r>

--- a/tillsyn/A 11088-2026 tillsynsbegäran.docx
+++ b/tillsyn/A 11088-2026 tillsynsbegäran.docx
@@ -245,7 +245,7 @@
     <w:r>
       <w:tab/>
       <w:tab/>
-      <w:t>2026-04-26</w:t>
+      <w:t>2026-04-27</w:t>
       <w:br/>
       <w:br/>
     </w:r>

--- a/tillsyn/A 11088-2026 tillsynsbegäran.docx
+++ b/tillsyn/A 11088-2026 tillsynsbegäran.docx
@@ -245,7 +245,7 @@
     <w:r>
       <w:tab/>
       <w:tab/>
-      <w:t>2026-04-27</w:t>
+      <w:t>2026-04-28</w:t>
       <w:br/>
       <w:br/>
     </w:r>

--- a/tillsyn/A 11088-2026 tillsynsbegäran.docx
+++ b/tillsyn/A 11088-2026 tillsynsbegäran.docx
@@ -245,7 +245,7 @@
     <w:r>
       <w:tab/>
       <w:tab/>
-      <w:t>2026-04-28</w:t>
+      <w:t>2026-04-29</w:t>
       <w:br/>
       <w:br/>
     </w:r>

--- a/tillsyn/A 11088-2026 tillsynsbegäran.docx
+++ b/tillsyn/A 11088-2026 tillsynsbegäran.docx
@@ -245,7 +245,7 @@
     <w:r>
       <w:tab/>
       <w:tab/>
-      <w:t>2026-04-29</w:t>
+      <w:t>2026-04-30</w:t>
       <w:br/>
       <w:br/>
     </w:r>

--- a/tillsyn/A 11088-2026 tillsynsbegäran.docx
+++ b/tillsyn/A 11088-2026 tillsynsbegäran.docx
@@ -245,7 +245,7 @@
     <w:r>
       <w:tab/>
       <w:tab/>
-      <w:t>2026-04-30</w:t>
+      <w:t>2026-05-01</w:t>
       <w:br/>
       <w:br/>
     </w:r>

--- a/tillsyn/A 11088-2026 tillsynsbegäran.docx
+++ b/tillsyn/A 11088-2026 tillsynsbegäran.docx
@@ -245,7 +245,7 @@
     <w:r>
       <w:tab/>
       <w:tab/>
-      <w:t>2026-05-01</w:t>
+      <w:t>2026-05-02</w:t>
       <w:br/>
       <w:br/>
     </w:r>

--- a/tillsyn/A 11088-2026 tillsynsbegäran.docx
+++ b/tillsyn/A 11088-2026 tillsynsbegäran.docx
@@ -245,7 +245,7 @@
     <w:r>
       <w:tab/>
       <w:tab/>
-      <w:t>2026-05-02</w:t>
+      <w:t>2026-05-03</w:t>
       <w:br/>
       <w:br/>
     </w:r>

--- a/tillsyn/A 11088-2026 tillsynsbegäran.docx
+++ b/tillsyn/A 11088-2026 tillsynsbegäran.docx
@@ -245,7 +245,7 @@
     <w:r>
       <w:tab/>
       <w:tab/>
-      <w:t>2026-05-03</w:t>
+      <w:t>2026-05-04</w:t>
       <w:br/>
       <w:br/>
     </w:r>

--- a/tillsyn/A 11088-2026 tillsynsbegäran.docx
+++ b/tillsyn/A 11088-2026 tillsynsbegäran.docx
@@ -245,7 +245,7 @@
     <w:r>
       <w:tab/>
       <w:tab/>
-      <w:t>2026-05-04</w:t>
+      <w:t>2026-05-05</w:t>
       <w:br/>
       <w:br/>
     </w:r>

--- a/tillsyn/A 11088-2026 tillsynsbegäran.docx
+++ b/tillsyn/A 11088-2026 tillsynsbegäran.docx
@@ -245,7 +245,7 @@
     <w:r>
       <w:tab/>
       <w:tab/>
-      <w:t>2026-05-16</w:t>
+      <w:t>2026-05-17</w:t>
       <w:br/>
       <w:br/>
     </w:r>

--- a/tillsyn/A 11088-2026 tillsynsbegäran.docx
+++ b/tillsyn/A 11088-2026 tillsynsbegäran.docx
@@ -245,7 +245,7 @@
     <w:r>
       <w:tab/>
       <w:tab/>
-      <w:t>2026-05-17</w:t>
+      <w:t>2026-05-18</w:t>
       <w:br/>
       <w:br/>
     </w:r>

--- a/tillsyn/A 11088-2026 tillsynsbegäran.docx
+++ b/tillsyn/A 11088-2026 tillsynsbegäran.docx
@@ -245,7 +245,7 @@
     <w:r>
       <w:tab/>
       <w:tab/>
-      <w:t>2026-05-18</w:t>
+      <w:t>2026-05-19</w:t>
       <w:br/>
       <w:br/>
     </w:r>

--- a/tillsyn/A 11088-2026 tillsynsbegäran.docx
+++ b/tillsyn/A 11088-2026 tillsynsbegäran.docx
@@ -245,7 +245,7 @@
     <w:r>
       <w:tab/>
       <w:tab/>
-      <w:t>2026-05-19</w:t>
+      <w:t>2026-05-20</w:t>
       <w:br/>
       <w:br/>
     </w:r>

--- a/tillsyn/A 11088-2026 tillsynsbegäran.docx
+++ b/tillsyn/A 11088-2026 tillsynsbegäran.docx
@@ -245,7 +245,7 @@
     <w:r>
       <w:tab/>
       <w:tab/>
-      <w:t>2026-05-20</w:t>
+      <w:t>2026-05-21</w:t>
       <w:br/>
       <w:br/>
     </w:r>

--- a/tillsyn/A 11088-2026 tillsynsbegäran.docx
+++ b/tillsyn/A 11088-2026 tillsynsbegäran.docx
@@ -245,7 +245,7 @@
     <w:r>
       <w:tab/>
       <w:tab/>
-      <w:t>2026-05-21</w:t>
+      <w:t>2026-05-22</w:t>
       <w:br/>
       <w:br/>
     </w:r>

--- a/tillsyn/A 11088-2026 tillsynsbegäran.docx
+++ b/tillsyn/A 11088-2026 tillsynsbegäran.docx
@@ -245,7 +245,7 @@
     <w:r>
       <w:tab/>
       <w:tab/>
-      <w:t>2026-05-22</w:t>
+      <w:t>2026-05-23</w:t>
       <w:br/>
       <w:br/>
     </w:r>

--- a/tillsyn/A 11088-2026 tillsynsbegäran.docx
+++ b/tillsyn/A 11088-2026 tillsynsbegäran.docx
@@ -245,7 +245,7 @@
     <w:r>
       <w:tab/>
       <w:tab/>
-      <w:t>2026-05-23</w:t>
+      <w:t>2026-05-24</w:t>
       <w:br/>
       <w:br/>
     </w:r>

--- a/tillsyn/A 11088-2026 tillsynsbegäran.docx
+++ b/tillsyn/A 11088-2026 tillsynsbegäran.docx
@@ -245,7 +245,7 @@
     <w:r>
       <w:tab/>
       <w:tab/>
-      <w:t>2026-05-24</w:t>
+      <w:t>2026-05-25</w:t>
       <w:br/>
       <w:br/>
     </w:r>

--- a/tillsyn/A 11088-2026 tillsynsbegäran.docx
+++ b/tillsyn/A 11088-2026 tillsynsbegäran.docx
@@ -245,7 +245,7 @@
     <w:r>
       <w:tab/>
       <w:tab/>
-      <w:t>2026-05-25</w:t>
+      <w:t>2026-05-26</w:t>
       <w:br/>
       <w:br/>
     </w:r>

--- a/tillsyn/A 11088-2026 tillsynsbegäran.docx
+++ b/tillsyn/A 11088-2026 tillsynsbegäran.docx
@@ -245,7 +245,7 @@
     <w:r>
       <w:tab/>
       <w:tab/>
-      <w:t>2026-05-26</w:t>
+      <w:t>2026-05-27</w:t>
       <w:br/>
       <w:br/>
     </w:r>

--- a/tillsyn/A 11088-2026 tillsynsbegäran.docx
+++ b/tillsyn/A 11088-2026 tillsynsbegäran.docx
@@ -245,7 +245,7 @@
     <w:r>
       <w:tab/>
       <w:tab/>
-      <w:t>2026-05-27</w:t>
+      <w:t>2026-05-28</w:t>
       <w:br/>
       <w:br/>
     </w:r>

--- a/tillsyn/A 11088-2026 tillsynsbegäran.docx
+++ b/tillsyn/A 11088-2026 tillsynsbegäran.docx
@@ -245,7 +245,7 @@
     <w:r>
       <w:tab/>
       <w:tab/>
-      <w:t>2026-05-28</w:t>
+      <w:t>2026-05-29</w:t>
       <w:br/>
       <w:br/>
     </w:r>

--- a/tillsyn/A 11088-2026 tillsynsbegäran.docx
+++ b/tillsyn/A 11088-2026 tillsynsbegäran.docx
@@ -245,7 +245,7 @@
     <w:r>
       <w:tab/>
       <w:tab/>
-      <w:t>2026-05-29</w:t>
+      <w:t>2026-05-30</w:t>
       <w:br/>
       <w:br/>
     </w:r>

--- a/tillsyn/A 11088-2026 tillsynsbegäran.docx
+++ b/tillsyn/A 11088-2026 tillsynsbegäran.docx
@@ -245,7 +245,7 @@
     <w:r>
       <w:tab/>
       <w:tab/>
-      <w:t>2026-05-30</w:t>
+      <w:t>2026-05-31</w:t>
       <w:br/>
       <w:br/>
     </w:r>

--- a/tillsyn/A 11088-2026 tillsynsbegäran.docx
+++ b/tillsyn/A 11088-2026 tillsynsbegäran.docx
@@ -245,7 +245,7 @@
     <w:r>
       <w:tab/>
       <w:tab/>
-      <w:t>2026-05-31</w:t>
+      <w:t>2026-06-01</w:t>
       <w:br/>
       <w:br/>
     </w:r>

--- a/tillsyn/A 11088-2026 tillsynsbegäran.docx
+++ b/tillsyn/A 11088-2026 tillsynsbegäran.docx
@@ -245,7 +245,7 @@
     <w:r>
       <w:tab/>
       <w:tab/>
-      <w:t>2026-06-01</w:t>
+      <w:t>2026-06-02</w:t>
       <w:br/>
       <w:br/>
     </w:r>

--- a/tillsyn/A 11088-2026 tillsynsbegäran.docx
+++ b/tillsyn/A 11088-2026 tillsynsbegäran.docx
@@ -245,7 +245,7 @@
     <w:r>
       <w:tab/>
       <w:tab/>
-      <w:t>2026-06-02</w:t>
+      <w:t>2026-06-03</w:t>
       <w:br/>
       <w:br/>
     </w:r>

--- a/tillsyn/A 11088-2026 tillsynsbegäran.docx
+++ b/tillsyn/A 11088-2026 tillsynsbegäran.docx
@@ -245,7 +245,7 @@
     <w:r>
       <w:tab/>
       <w:tab/>
-      <w:t>2026-06-03</w:t>
+      <w:t>2026-06-04</w:t>
       <w:br/>
       <w:br/>
     </w:r>

--- a/tillsyn/A 11088-2026 tillsynsbegäran.docx
+++ b/tillsyn/A 11088-2026 tillsynsbegäran.docx
@@ -245,7 +245,7 @@
     <w:r>
       <w:tab/>
       <w:tab/>
-      <w:t>2026-06-04</w:t>
+      <w:t>2026-06-05</w:t>
       <w:br/>
       <w:br/>
     </w:r>

--- a/tillsyn/A 11088-2026 tillsynsbegäran.docx
+++ b/tillsyn/A 11088-2026 tillsynsbegäran.docx
@@ -245,7 +245,7 @@
     <w:r>
       <w:tab/>
       <w:tab/>
-      <w:t>2026-06-05</w:t>
+      <w:t>2026-06-06</w:t>
       <w:br/>
       <w:br/>
     </w:r>

--- a/tillsyn/A 11088-2026 tillsynsbegäran.docx
+++ b/tillsyn/A 11088-2026 tillsynsbegäran.docx
@@ -245,7 +245,7 @@
     <w:r>
       <w:tab/>
       <w:tab/>
-      <w:t>2026-06-06</w:t>
+      <w:t>2026-06-07</w:t>
       <w:br/>
       <w:br/>
     </w:r>

--- a/tillsyn/A 11088-2026 tillsynsbegäran.docx
+++ b/tillsyn/A 11088-2026 tillsynsbegäran.docx
@@ -245,7 +245,7 @@
     <w:r>
       <w:tab/>
       <w:tab/>
-      <w:t>2026-06-07</w:t>
+      <w:t>2026-06-08</w:t>
       <w:br/>
       <w:br/>
     </w:r>

--- a/tillsyn/A 11088-2026 tillsynsbegäran.docx
+++ b/tillsyn/A 11088-2026 tillsynsbegäran.docx
@@ -245,7 +245,7 @@
     <w:r>
       <w:tab/>
       <w:tab/>
-      <w:t>2026-06-08</w:t>
+      <w:t>2026-06-09</w:t>
       <w:br/>
       <w:br/>
     </w:r>

--- a/tillsyn/A 11088-2026 tillsynsbegäran.docx
+++ b/tillsyn/A 11088-2026 tillsynsbegäran.docx
@@ -245,7 +245,7 @@
     <w:r>
       <w:tab/>
       <w:tab/>
-      <w:t>2026-06-09</w:t>
+      <w:t>2026-06-10</w:t>
       <w:br/>
       <w:br/>
     </w:r>

--- a/tillsyn/A 11088-2026 tillsynsbegäran.docx
+++ b/tillsyn/A 11088-2026 tillsynsbegäran.docx
@@ -245,7 +245,7 @@
     <w:r>
       <w:tab/>
       <w:tab/>
-      <w:t>2026-06-10</w:t>
+      <w:t>2026-06-11</w:t>
       <w:br/>
       <w:br/>
     </w:r>

--- a/tillsyn/A 11088-2026 tillsynsbegäran.docx
+++ b/tillsyn/A 11088-2026 tillsynsbegäran.docx
@@ -245,7 +245,7 @@
     <w:r>
       <w:tab/>
       <w:tab/>
-      <w:t>2026-06-11</w:t>
+      <w:t>2026-06-12</w:t>
       <w:br/>
       <w:br/>
     </w:r>

--- a/tillsyn/A 11088-2026 tillsynsbegäran.docx
+++ b/tillsyn/A 11088-2026 tillsynsbegäran.docx
@@ -245,7 +245,7 @@
     <w:r>
       <w:tab/>
       <w:tab/>
-      <w:t>2026-06-12</w:t>
+      <w:t>2026-06-13</w:t>
       <w:br/>
       <w:br/>
     </w:r>

--- a/tillsyn/A 11088-2026 tillsynsbegäran.docx
+++ b/tillsyn/A 11088-2026 tillsynsbegäran.docx
@@ -245,7 +245,7 @@
     <w:r>
       <w:tab/>
       <w:tab/>
-      <w:t>2026-06-13</w:t>
+      <w:t>2026-06-14</w:t>
       <w:br/>
       <w:br/>
     </w:r>

--- a/tillsyn/A 11088-2026 tillsynsbegäran.docx
+++ b/tillsyn/A 11088-2026 tillsynsbegäran.docx
@@ -245,7 +245,7 @@
     <w:r>
       <w:tab/>
       <w:tab/>
-      <w:t>2026-06-15</w:t>
+      <w:t>2026-06-16</w:t>
       <w:br/>
       <w:br/>
     </w:r>

--- a/tillsyn/A 11088-2026 tillsynsbegäran.docx
+++ b/tillsyn/A 11088-2026 tillsynsbegäran.docx
@@ -245,7 +245,7 @@
     <w:r>
       <w:tab/>
       <w:tab/>
-      <w:t>2026-06-16</w:t>
+      <w:t>2026-06-17</w:t>
       <w:br/>
       <w:br/>
     </w:r>

--- a/tillsyn/A 11088-2026 tillsynsbegäran.docx
+++ b/tillsyn/A 11088-2026 tillsynsbegäran.docx
@@ -1,6 +1,6 @@
 
 <file path=word/document.xml><?xml version="1.0" encoding="utf-8"?>
-<w:document xmlns:wpc="http://schemas.microsoft.com/office/word/2010/wordprocessingCanvas" xmlns:cx="http://schemas.microsoft.com/office/drawing/2014/chartex" xmlns:cx1="http://schemas.microsoft.com/office/drawing/2015/9/8/chartex" xmlns:cx2="http://schemas.microsoft.com/office/drawing/2015/10/21/chartex" xmlns:cx3="http://schemas.microsoft.com/office/drawing/2016/5/9/chartex" xmlns:cx4="http://schemas.microsoft.com/office/drawing/2016/5/10/chartex" xmlns:cx5="http://schemas.microsoft.com/office/drawing/2016/5/11/chartex" xmlns:cx6="http://schemas.microsoft.com/office/drawing/2016/5/12/chartex" xmlns:cx7="http://schemas.microsoft.com/office/drawing/2016/5/13/chartex" xmlns:cx8="http://schemas.microsoft.com/office/drawing/2016/5/14/chartex" xmlns:mc="http://schemas.openxmlformats.org/markup-compatibility/2006" xmlns:aink="http://schemas.microsoft.com/office/drawing/2016/ink" xmlns:am3d="http://schemas.microsoft.com/office/drawing/2017/model3d" xmlns:o="urn:schemas-microsoft-com:office:office" xmlns:oel="http://schemas.microsoft.com/office/2019/extlst" xmlns:r="http://schemas.openxmlformats.org/officeDocument/2006/relationships" xmlns:m="http://schemas.openxmlformats.org/officeDocument/2006/math" xmlns:v="urn:schemas-microsoft-com:vml" xmlns:wp14="http://schemas.microsoft.com/office/word/2010/wordprocessingDrawing" xmlns:wp="http://schemas.openxmlformats.org/drawingml/2006/wordprocessingDrawing" xmlns:w10="urn:schemas-microsoft-com:office:word" xmlns:w="http://schemas.openxmlformats.org/wordprocessingml/2006/main" xmlns:w14="http://schemas.microsoft.com/office/word/2010/wordml" xmlns:w15="http://schemas.microsoft.com/office/word/2012/wordml" xmlns:w16cex="http://schemas.microsoft.com/office/word/2018/wordml/cex" xmlns:w16cid="http://schemas.microsoft.com/office/word/2016/wordml/cid" xmlns:w16="http://schemas.microsoft.com/office/word/2018/wordml" xmlns:w16sdtdh="http://schemas.microsoft.com/office/word/2020/wordml/sdtdatahash" xmlns:w16se="http://schemas.microsoft.com/office/word/2015/wordml/symex" xmlns:wpg="http://schemas.microsoft.com/office/word/2010/wordprocessingGroup" xmlns:wpi="http://schemas.microsoft.com/office/word/2010/wordprocessingInk" xmlns:wne="http://schemas.microsoft.com/office/word/2006/wordml" xmlns:wps="http://schemas.microsoft.com/office/word/2010/wordprocessingShape" mc:Ignorable="w14 w15 w16se w16cid w16 w16cex w16sdtdh wp14">
+<w:document xmlns:wpc="http://schemas.microsoft.com/office/word/2010/wordprocessingCanvas" xmlns:cx="http://schemas.microsoft.com/office/drawing/2014/chartex" xmlns:cx1="http://schemas.microsoft.com/office/drawing/2015/9/8/chartex" xmlns:cx2="http://schemas.microsoft.com/office/drawing/2015/10/21/chartex" xmlns:cx3="http://schemas.microsoft.com/office/drawing/2016/5/9/chartex" xmlns:cx4="http://schemas.microsoft.com/office/drawing/2016/5/10/chartex" xmlns:cx5="http://schemas.microsoft.com/office/drawing/2016/5/11/chartex" xmlns:cx6="http://schemas.microsoft.com/office/drawing/2016/5/12/chartex" xmlns:cx7="http://schemas.microsoft.com/office/drawing/2016/5/13/chartex" xmlns:cx8="http://schemas.microsoft.com/office/drawing/2016/5/14/chartex" xmlns:mc="http://schemas.openxmlformats.org/markup-compatibility/2006" xmlns:aink="http://schemas.microsoft.com/office/drawing/2016/ink" xmlns:am3d="http://schemas.microsoft.com/office/drawing/2017/model3d" xmlns:o="urn:schemas-microsoft-com:office:office" xmlns:oel="http://schemas.microsoft.com/office/2019/extlst" xmlns:r="http://schemas.openxmlformats.org/officeDocument/2006/relationships" xmlns:m="http://schemas.openxmlformats.org/officeDocument/2006/math" xmlns:v="urn:schemas-microsoft-com:vml" xmlns:wp14="http://schemas.microsoft.com/office/word/2010/wordprocessingDrawing" xmlns:wp="http://schemas.openxmlformats.org/drawingml/2006/wordprocessingDrawing" xmlns:w10="urn:schemas-microsoft-com:office:word" xmlns:w="http://schemas.openxmlformats.org/wordprocessingml/2006/main" xmlns:w14="http://schemas.microsoft.com/office/word/2010/wordml" xmlns:w15="http://schemas.microsoft.com/office/word/2012/wordml" xmlns:w16cex="http://schemas.microsoft.com/office/word/2018/wordml/cex" xmlns:w16cid="http://schemas.microsoft.com/office/word/2016/wordml/cid" xmlns:w16="http://schemas.microsoft.com/office/word/2018/wordml" xmlns:w16du="http://schemas.microsoft.com/office/word/2023/wordml/word16du" xmlns:w16sdtdh="http://schemas.microsoft.com/office/word/2020/wordml/sdtdatahash" xmlns:w16sdtfl="http://schemas.microsoft.com/office/word/2024/wordml/sdtformatlock" xmlns:w16se="http://schemas.microsoft.com/office/word/2015/wordml/symex" xmlns:wpg="http://schemas.microsoft.com/office/word/2010/wordprocessingGroup" xmlns:wpi="http://schemas.microsoft.com/office/word/2010/wordprocessingInk" xmlns:wne="http://schemas.microsoft.com/office/word/2006/wordml" xmlns:wps="http://schemas.microsoft.com/office/word/2010/wordprocessingShape" mc:Ignorable="w14 w15 w16se w16cid w16 w16cex w16sdtdh w16sdtfl w16du wp14">
   <w:body>
     <w:p>
       <w:pPr>
@@ -12,35 +12,10 @@
     </w:p>
     <w:p>
       <w:r>
-        <w:t>Detta dokument behandlar höga naturvärden i avverkningsanmälan A 11088-2026 i Gävle kommun. Denna avverkningsanmälan inkom 2026-02-26 15:05:58 och omfattar 3,8 ha.</w:t>
+        <w:t>Detta dokument behandlar höga naturvärden i avverkningsanmälan A 11088-2026 i Gävle kommun som inkom 2026-02-26 och omfattar 3,8 ha.</w:t>
       </w:r>
-    </w:p>
-    <w:p>
       <w:r>
-        <w:t>Vi begär härmed att Skogsstyrelsen fattar beslut enligt miljöbalken som säkerställer att skogens höga naturvärden bevaras samt säkerställer att EU-lagstiftning efterlevs och att artskyddsbrott förhindras. Vi önskar även ta del av de ställningstaganden och beslut som myndigheterna meddelar till följd av aktuell avverkningsanmälan och föreningens inlaga (se 34 § förvaltningslagen).</w:t>
-      </w:r>
-    </w:p>
-    <w:p>
-      <w:r>
-        <w:t>Nedan beskrivs fynd av naturvårdsarter och fridlysta arter som gjorts i det avverkningsanmälda området.</w:t>
-      </w:r>
-    </w:p>
-    <w:p>
-      <w:pPr>
-        <w:pStyle w:val="Heading1"/>
-      </w:pPr>
-      <w:r>
-        <w:t>Naturvårdsarter</w:t>
-      </w:r>
-    </w:p>
-    <w:p>
-      <w:r>
-        <w:t>I avverkningsanmälan har följande 1 naturvårdsarter hittats: rödvingetrast (NT, §4). Av dessa är 1 rödlistade. För rödlistade arter har rödlistekategorin angivits inom parentes. För fridlysta arter anges även paragrafen i Artskyddsförordningen som arten är fridlyst enligt.</w:t>
-      </w:r>
-    </w:p>
-    <w:p>
-      <w:r>
-        <w:t>De påträffade naturvårdsarterna är ett tydligt kvitto på att detta rör sig om en skog med höga naturvärden. I Figur 1 visas en karta över det avverkningsanmälda området, där samtliga fyndplatser för naturvårdsarter som finns registrerade på Artportalen har markerats.</w:t>
+        <w:t xml:space="preserve"> I Figur 1 visas fyndplatser för naturvårdsarter i området, som finns registrerade på Artportalen.</w:t>
       </w:r>
     </w:p>
     <w:p>
@@ -50,7 +25,7 @@
       <w:r>
         <w:drawing>
           <wp:inline xmlns:a="http://schemas.openxmlformats.org/drawingml/2006/main" xmlns:pic="http://schemas.openxmlformats.org/drawingml/2006/picture">
-            <wp:extent cx="5486400" cy="3856383"/>
+            <wp:extent cx="5486400" cy="5141379"/>
             <wp:docPr id="1" name="Picture 1"/>
             <wp:cNvGraphicFramePr>
               <a:graphicFrameLocks noChangeAspect="1"/>
@@ -71,7 +46,7 @@
                   <pic:spPr>
                     <a:xfrm>
                       <a:off x="0" y="0"/>
-                      <a:ext cx="5486400" cy="3856383"/>
+                      <a:ext cx="5486400" cy="5141379"/>
                     </a:xfrm>
                     <a:prstGeom prst="rect"/>
                   </pic:spPr>
@@ -85,9 +60,25 @@
     <w:p>
       <w:pPr>
         <w:pStyle w:val="Caption"/>
+        <w:spacing w:after="240"/>
       </w:pPr>
       <w:r>
-        <w:t>Figur 1. Fyndplatser för naturvårdsarter i det avverkningsanmälda området (röd linje). Markörer utan svart kant är placerade på fyndplatsen. Markörer med svart kant är placerade vid sidan av fyndplatsen och har ett svart streck som visar fyndplatsens exakta position. Kartans mittpunktskoordinat är N 6724100, E 603184 i SWEREF 99 TM.</w:t>
+        <w:t>Figur 1. Fyndplatser för naturvårdsarter i och inom 17 meter från avverkningsanmälan (röd linje). Inom parentes anges rödlistekategorier, S för signalarter, Tför typiska arter och fridlysningsparagrafer i artskyddsförordningen.Markörer utan svart kant är placerade på fyndplatsen. Markörer med svart kant är placerade vid sidan av fyndplatsen och har ett svart streck som visar fyndplatsens exakta position. Kartans mittpunktskoordinat är N 6724100, E 603184 i SWEREF 99 TM.</w:t>
+      </w:r>
+    </w:p>
+    <w:p>
+      <w:r>
+        <w:t>Vi begär härmed att Skogsstyrelsen fattar beslut enligt miljöbalken som säkerställer att skogens höga naturvärden bevaras samt att EU-lagstiftning efterlevs och att artskyddsbrott förhindras.</w:t>
+      </w:r>
+    </w:p>
+    <w:p>
+      <w:r>
+        <w:t>Vi önskar även ta del av de ställningstaganden och beslut som myndigheten meddelar till följd av aktuell avverkningsanmälan och föreningens inlaga (se 34 § förvaltningslagen).</w:t>
+      </w:r>
+    </w:p>
+    <w:p>
+      <w:r>
+        <w:t>Nedan beskrivs fynd av naturvårdsarter och fridlysta arter som gjorts i det avverkningsanmälda området. I BILAGA 1 finns artfakta om fridlysta arter.</w:t>
       </w:r>
     </w:p>
     <w:p>
@@ -95,12 +86,30 @@
         <w:pStyle w:val="Heading1"/>
       </w:pPr>
       <w:r>
+        <w:t>Naturvårdsarter</w:t>
+      </w:r>
+    </w:p>
+    <w:p>
+      <w:r>
+        <w:t>I och inom 17 meter från avverkningsanmälan har följande 9 naturvårdsarter hittats: havstrut (EN, §4), gråtrut (VU, §4), duvhök (NT, §4), knytlingsäckmal (NT), rödvingetrast (NT, §4), slåtterfibbla (NT, T), talltita (NT, §4), havsörn (§4) och kråka (§4). Av dessa är 7 rödlistade. För rödlistade arter har rödlistekategorin angivits inom parentes. Typiska arter inom Natura 2000 som är kopplade till skogsekosystem har markerats med (T). För fridlysta arter anges även paragrafen i Artskyddsförordningen som arten är fridlyst enligt.</w:t>
+      </w:r>
+    </w:p>
+    <w:p>
+      <w:r>
+        <w:t>De påträffade naturvårdsarterna är ett tydligt kvitto på att det rör sig om en skog med höga naturvärden.</w:t>
+      </w:r>
+    </w:p>
+    <w:p>
+      <w:pPr>
+        <w:pStyle w:val="Heading2"/>
+      </w:pPr>
+      <w:r>
         <w:t>Fridlysta arter</w:t>
       </w:r>
     </w:p>
     <w:p>
       <w:r>
-        <w:t>Följande fridlysta arter har sina livsmiljöer och växtplatser i den avverkningsanmälda skogen: rödvingetrast (NT, §4).</w:t>
+        <w:t>Följande fridlysta arter har sina livsmiljöer och växtplatser i den avverkningsanmälda skogen: havstrut (EN, §4), gråtrut (VU, §4), duvhök (NT, §4), rödvingetrast (NT, §4), talltita (NT, §4), havsörn (§4) och kråka (§4).</w:t>
       </w:r>
     </w:p>
     <w:p>
@@ -115,6 +124,342 @@
       </w:r>
       <w:r>
         <w:t>(artikel 1). Vidare att de åtgärder som vidtas inte får leda till en försämring av den nuvarande situationen beträffande bevarandet av de fågelarter som avses i artikel 1 (artikel 13). Fågeldirektivet är styrande för tillsynsansvariga myndigheters ärendehantering, ställningstaganden och beslutsfattande.</w:t>
+      </w:r>
+    </w:p>
+    <w:p>
+      <w:r>
+        <w:rPr>
+          <w:b/>
+        </w:rPr>
+        <w:t>Duvhök (NT, §4)</w:t>
+      </w:r>
+      <w:r>
+        <w:t>, som är rödlistad som nära hotad, har minskat med 15 (0–30) % under de senaste 18 åren och minskningstakten för den svenska populationen bedöms vara nära gränsvärdet för sårbar (VU). Arten är starkt bunden till skogsmark och jagar helst inne i äldre skog. Den missgynnas av stora hyggen och täta planteringar. De gamla fåglarna är i huvudsak stationära i sina revir och boet läggs inne i tät, oftast äldre skog. Kantzoner mot öppen mark undviks och duvhöken, som är beroende av insynsskyddade boplatser, är därför känsligare för slutavverkning än flera andra rovfåglar. Friställande av boträd eller avverkning så att boplatsen blir exponerad mot öppen mark, medför att platsen överges. Eftersom duvhöken helst häckar i gammal skog, är dess häckningsplatser i princip alltid mer eller mindre hotade av skogsbruk och avverkningar (SLU Artdatabanken, 2026; Skogsstyrelsen 2016).</w:t>
+      </w:r>
+    </w:p>
+    <w:p>
+      <w:r>
+        <w:rPr>
+          <w:b/>
+        </w:rPr>
+        <w:t>Havsörn (§4)</w:t>
+      </w:r>
+      <w:r>
+        <w:t xml:space="preserve"> omfattas av bilaga 1 EU:s fågeldirektiv. Skyddandet av befintliga bon måste upprätthållas och i samband med skogsavverkning bör en skyddszon på minst 100 meters radie runt boplatsen lämnas intakt. Under häckningsperioden (1 januari till 15 augusti) är havsörnen störningskänslig och inga skogsbruksåtgärder eller annan störande verksamhet får förekomma närmare än 500 m från boet under den tiden. För att åstadkomma en succession av lämpliga boträd för kommande generationer av havsörnar behöver ett betydligt större antal s.k. evighetsträd sparas vid avverkningar redan idag (SLU Artdatabanken, 2026; Skogsstyrelsen, 2016).</w:t>
+      </w:r>
+    </w:p>
+    <w:p>
+      <w:r>
+        <w:rPr>
+          <w:b/>
+        </w:rPr>
+        <w:t>Talltita (NT, §4)</w:t>
+      </w:r>
+      <w:r>
+        <w:t>, rödlistad som nära hotad och prioriterad art i Skogsvårdslagen, har häckningsrevir i anmälan. Arten har minskat kraftigt de senaste 30 åren och minskningstakten innevarande 10-årsperiod beräknas till 20 (10–30) %. Talltitan är synnerligen trogen sitt cirka 15 hektar stora revir och är beroende av flerskiktade olikåldriga skogar för att kunna föda upp sina ungar. Talltitan försvinner om dess livsmiljö kalavverkas (Eggers &amp; Low, 2014; Ekman, 1979; Griesser et al, 2007; Klein, 2020; Siffczyk et al, 2003; SLU Artdatabanken, 2021).</w:t>
+      </w:r>
+    </w:p>
+    <w:p>
+      <w:r>
+        <w:t>I BILAGA 1 finns mer detaljerad information om ekologi samt krav på livsmiljö hos fridlysta arter.</w:t>
+      </w:r>
+    </w:p>
+    <w:p>
+      <w:pPr>
+        <w:pStyle w:val="Heading2"/>
+      </w:pPr>
+      <w:r>
+        <w:t>Övriga naturvårdsarter</w:t>
+      </w:r>
+    </w:p>
+    <w:p>
+      <w:r>
+        <w:rPr>
+          <w:b/>
+        </w:rPr>
+        <w:t>Slåtterfibbla (NT)</w:t>
+      </w:r>
+      <w:r>
+        <w:t xml:space="preserve"> är typisk art för </w:t>
+      </w:r>
+      <w:r>
+        <w:rPr>
+          <w:i/>
+        </w:rPr>
+        <w:t xml:space="preserve">9060 Åsbarrskog, 9070 Trädklädd betesmark, 6530 Lövängar, 1610 Åsöar i Östersjön, 6230 Stagg-gräsmarker, 6270 Silikatgräsmarker </w:t>
+      </w:r>
+      <w:r>
+        <w:t>och</w:t>
+      </w:r>
+      <w:r>
+        <w:rPr>
+          <w:i/>
+        </w:rPr>
+        <w:t xml:space="preserve"> 6510 Slåtterängar i låglandet </w:t>
+      </w:r>
+      <w:r>
+        <w:t>(SLU Artdatabanken, 2025).</w:t>
+      </w:r>
+    </w:p>
+    <w:p>
+      <w:r>
+        <w:br w:type="page"/>
+      </w:r>
+    </w:p>
+    <w:p>
+      <w:pPr>
+        <w:pStyle w:val="Title"/>
+      </w:pPr>
+      <w:r>
+        <w:t>BILAGA 1 – Fridlysta arter</w:t>
+      </w:r>
+    </w:p>
+    <w:p>
+      <w:pPr>
+        <w:pStyle w:val="Heading1"/>
+      </w:pPr>
+      <w:r>
+        <w:t>Duvhök – ekologi samt krav på livsmiljön</w:t>
+      </w:r>
+    </w:p>
+    <w:p>
+      <w:r>
+        <w:t>Duvhök (NT, §4) är rödlistad som nära hotad och fridlyst enligt 4§ artskyddsförordningen. Arten har minskat med 15 (0–30) % under de senaste 18 åren och minskningstakten för den svenska populationen bedöms vara nära gränsvärdet för sårbar (VU). Bedömningen baseras på direkt observation, ett för arten lämpligt abundansindex och minskad geografisk utbredning och/eller försämrad habitatkvalitet (allt yngre och tätare skogar vilket försvårar för boplacering samt missgynnar jaktmöjligheterna) (SLU Artdatabanken, 2026).</w:t>
+      </w:r>
+    </w:p>
+    <w:p>
+      <w:r>
+        <w:t>Duvhöken är starkt bunden till skogsmark, såväl för häckning som födosök. Den påträffas oftast i större skogsområden med äldre skog, men kan ibland även häcka i dungar i områden dominerade av öppen mark. De gamla fåglarna är i huvudsak stationära i sina revir. Duvhöken jagar helst inne i äldre skog och missgynnas av stora hyggen och täta planteringar (Skogsstyrelsen, 2016).</w:t>
+      </w:r>
+    </w:p>
+    <w:p>
+      <w:r>
+        <w:t>Boet läggs inne i tät, oftast äldre skog. Kantzoner mot öppen mark undviks och duvhöken är därför känsligare för slutavverkning än flera andra rovfåglar. Boträdet måste vara grovgrenigt och är oftast en äldre gran eller tall, i sydligaste Sverige är bok vanligt. Duvhöken är beroende av insynsskyddade boplatser. Friställande av boträd eller avverkning så att boplatsen är exponerad mot öppen mark, medför att platsen överges. Samma bo kan användas flera år i rad, men likt andra rovfåglar har den normalt ett eller flera alternativa bon (Skogsstyrelsen, 2016). Eftersom duvhöken helst häckar i gammal skog, är dess häckningsplatser i princip alltid mer eller mindre hotade av skogsbruk och avverkningar (SLU Artdatabanken, 2026).</w:t>
+      </w:r>
+    </w:p>
+    <w:p>
+      <w:r>
+        <w:t>Den viktigaste begränsande faktorn för duvhökspopulationen i stort är födan och ett allvarligare problem är därför den av skogsbruket orsakade storskaliga omvandlingen och utarmningen av skogslandskapet, som kan påverka såväl duvhökens möjlighet att jaga som förekomsten av viktiga byten. Duvhökens jaktteknik gör den beroende av landskapets utformning och sammansättning och dess preferens för gammal skog tyder på att den är anpassad till att jaga i skog som är “lagom” tät. I öppnare biotoper, till exempel hyggen, kommer dess jaktteknik inte till sin rätt och i tätare biotoper, t.ex. ungskogar, har den relativt stora duvhöken svårt att manövrera (SLU Artdatabanken, 2026).</w:t>
+      </w:r>
+    </w:p>
+    <w:p>
+      <w:pPr>
+        <w:pStyle w:val="Heading2"/>
+      </w:pPr>
+      <w:r>
+        <w:t>Referenser – duvhök</w:t>
+      </w:r>
+    </w:p>
+    <w:p>
+      <w:r>
+        <w:t xml:space="preserve">Skogsstyrelsen, 2016. </w:t>
+      </w:r>
+      <w:r>
+        <w:rPr>
+          <w:i/>
+        </w:rPr>
+        <w:t xml:space="preserve">Duvhök – Vägledning för hänsyn till fåglar. </w:t>
+      </w:r>
+      <w:r>
+        <w:t>https://www.skogsstyrelsen.se/globalassets/lag-och-tillsyn/artskydd/vagledningar-for-hansyn-till-faglar/duvhok-vagledning-hansyn2.pdf</w:t>
+      </w:r>
+    </w:p>
+    <w:p>
+      <w:r>
+        <w:t xml:space="preserve">SLU Artdatabanken, 2026. </w:t>
+      </w:r>
+      <w:r>
+        <w:rPr>
+          <w:i/>
+        </w:rPr>
+        <w:t xml:space="preserve">Artfaktablad. Naturvård – artfakta. </w:t>
+      </w:r>
+      <w:r>
+        <w:t>SLU Artdatabanken, Uppsala</w:t>
+      </w:r>
+    </w:p>
+    <w:p>
+      <w:pPr>
+        <w:pStyle w:val="Heading1"/>
+      </w:pPr>
+      <w:r>
+        <w:t>Havsörn – ekologi samt krav på livsmiljön</w:t>
+      </w:r>
+    </w:p>
+    <w:p>
+      <w:r>
+        <w:t>Havsörn är fridlyst enligt 4§ artskyddsförordningen och upptagen i bilaga 1 EU:s fågeldirektiv. Havsörnen häckar i anslutning till skärgårdar, kuster, sjöar och vattendrag, ofta på öar men ibland även ganska långt från vatten. I svenska kustområden varierar medelavståndet mellan etablerade par från ca 13 km till under 5 km, mest beroende på bytestillgänglighet; minsta avstånd mellan samtidigt bebodda bon i vårt land är ca 1,5 km. Ofta har ett havsörnspar flera olika bon som kan användas omväxlande (SLU Artdatabanken, 2026; Skogsstyrelsen, 2016).</w:t>
+      </w:r>
+    </w:p>
+    <w:p>
+      <w:r>
+        <w:t>Boet byggs nästan uteslutande i träd, oftast tallar. Häckar sällsynt även på klipphyllor eller direkt på marken. Boet placeras oftast i trädets övre del och kan bli mycket stort, vilket ställer stora krav på boträdet. Trädet måste ha en stark, bärande krona med lämpliga grova grenar, vilket utvecklas först när trädet har uppnått en hög ålder. Genomsnittsåldern hos botallar vid svenska Ostkusten under 1970- och 80-talet var 160 år (från 100 till 350 år) men har sannolikt redan nu sjunkit betydligt genom en brist på gamla träd. Frekvensen nybyggda bon i för svaga träd där boet rasat under häckningen har ökat markant under senare år i Syd- och Mellansverige. I Lappland var boträden i snitt 350 år (200 – ca 600 år). Mot bakgrund av de lägsta uppmätta åldrarna hos dessa fungerande boträd utgör den sjunkande omloppstiden vid slutavverkningar i Sverige ett hot – det kommer inte att räcka med att spara överståndare vid slutavverkningar av kanske högst 70-åriga bestånd i framtiden (SLU Artdatabanken, 2026; Skogsstyrelsen, 2016).</w:t>
+      </w:r>
+    </w:p>
+    <w:p>
+      <w:r>
+        <w:t>Skyddandet av befintliga bon måste upprätthållas och i samband med skogsavverkning ska befintliga boträd sparas med en lämpligt avgränsad skyddszon runtom. Vid slutavverkning bör en skyddszon på 100 meters radie runt boplatsen lämnas intakt. Under häckningsperioden (1 januari till 15 augusti) är havsörnen störningskänslig och inga skogsbruksåtgärder eller annan störande verksamhet får förekomma närmare än 500 m från boet under den tiden. (SLU Artdatabanken, 2026; Skogsstyrelsen, 2016).</w:t>
+      </w:r>
+    </w:p>
+    <w:p>
+      <w:r>
+        <w:t>För att garantera möjligheter till häckning även i framtiden bör ett nätverk av häckningsområden skyddas inom artens hela naturliga utbredningsområde i landet. Havsörnen är upptagen bland de arter som enligt fågeldirektivet/habitatdirektivet har ett sådant gemenskapsintresse inom EU att särskilda skydds- eller bevarandeområden behöver utses (Miljöbalken, Bilagan till Artskyddsförordningen 1998:179, reviderad 2001). Arten är beroende av grova träd för placering av sina stora risbon och detta kan bli en begränsande faktor kommande 30 år (tre generationer). För att åstadkomma en succession av lämpliga boträd för kommande generationer av havsörnar behöver ett betydligt större antal s.k. evighetsträd sparas vid avverkningar redan idag. (SLU Artdatabanken, 2026).</w:t>
+      </w:r>
+    </w:p>
+    <w:p>
+      <w:pPr>
+        <w:pStyle w:val="Heading2"/>
+      </w:pPr>
+      <w:r>
+        <w:t>Referenser – havsörn</w:t>
+      </w:r>
+    </w:p>
+    <w:p>
+      <w:r>
+        <w:t xml:space="preserve">Skogsstyrelsen, 2016. </w:t>
+      </w:r>
+      <w:r>
+        <w:rPr>
+          <w:i/>
+        </w:rPr>
+        <w:t xml:space="preserve">Vägledning för hänsyn till havsörn. </w:t>
+      </w:r>
+      <w:r>
+        <w:t>Vägledningar och kunskapsstöd artskydd – Skogsstyrelsen</w:t>
+      </w:r>
+    </w:p>
+    <w:p>
+      <w:r>
+        <w:t xml:space="preserve">SLU Artdatabanken, 2026. </w:t>
+      </w:r>
+      <w:r>
+        <w:rPr>
+          <w:i/>
+        </w:rPr>
+        <w:t xml:space="preserve">Artfaktablad. Naturvård – artfakta. </w:t>
+      </w:r>
+      <w:r>
+        <w:t>SLU Artdatabanken, Uppsala</w:t>
+      </w:r>
+    </w:p>
+    <w:p>
+      <w:pPr>
+        <w:pStyle w:val="Heading1"/>
+      </w:pPr>
+      <w:r>
+        <w:t>Talltita – ekologi samt krav på livsmiljön</w:t>
+      </w:r>
+    </w:p>
+    <w:p>
+      <w:r>
+        <w:t>Talltita är rödlistad som NT, fridlyst och prioriterad art i Skogsvårdslagen. Den omfattas av EU:s fågeldirektiv. Arten har minskat kraftigt de senaste 30 åren och minskningstakten innevarande 10-årsperiod beräknas till 20 (10–30) % (SLU Artdatabanken, 2022).</w:t>
+      </w:r>
+    </w:p>
+    <w:p>
+      <w:r>
+        <w:t>Talltita föredrar större sammanhängande barrskogar, och finns såväl i tallskog som granskog och i lövblandad barrskog. Skogens struktur är viktig och ska helst vara flerskiktad med riklig underväxt av mindre granar, björk och andra lövträd och buskar. Tillgång på murknande högstubbar är särskilt viktig, eftersom talltitan helst själv hackar ut sitt bohål (SLU Artdatabanken, 2022).</w:t>
+      </w:r>
+    </w:p>
+    <w:p>
+      <w:r>
+        <w:t>Det finns flera studier som visar att talltita är känslig för gallring och inte överlever när dess livsmiljö kalavverkas (Eggers and Low, 2014; Griesser et al., 2007; Klein, 2020). Talltitans revir är förhållandevis stora, 10–20 hektar och arten missgynnas när skogen fragmenteras. Kalavverkning av större delar av reviret innebär att det överges (Artdatabanken, 2021).</w:t>
+      </w:r>
+    </w:p>
+    <w:p>
+      <w:r>
+        <w:t>Talltitan är synnerligen trogen sitt revir så länge paret lever och biotopen förblir intakt. Paret stannar i sitt revir året om. En förlust av ett revir har därför en stor inverkan på den lokala populationen och trakthyggesbruket anses vara orsak till den svenska populationens kraftiga minskning. Talltiteparets revirtrohet innebär att närhelst under året man observerar en adult talltita så ingår denna plats i reviret (Siffczyk et al., 2003; Ekman, 1979).</w:t>
+      </w:r>
+    </w:p>
+    <w:p>
+      <w:pPr>
+        <w:pStyle w:val="Heading2"/>
+      </w:pPr>
+      <w:r>
+        <w:t>Referenser – talltita</w:t>
+      </w:r>
+    </w:p>
+    <w:p>
+      <w:r>
+        <w:t xml:space="preserve">Eggers, S., Low, M., 2014. </w:t>
+      </w:r>
+      <w:r>
+        <w:rPr>
+          <w:i/>
+        </w:rPr>
+        <w:t xml:space="preserve">Differential demographic responses of sympatric Parids to vegetation management in boreal forest. </w:t>
+      </w:r>
+      <w:r>
+        <w:t>For. Ecol. Manage. 319, 169–175.</w:t>
+      </w:r>
+    </w:p>
+    <w:p>
+      <w:r>
+        <w:t xml:space="preserve">Ekman, J., 1979. </w:t>
+      </w:r>
+      <w:r>
+        <w:rPr>
+          <w:i/>
+        </w:rPr>
+        <w:t xml:space="preserve">Coherence, composition and territories of winter social groups of the Willow Tit Parus montanus and the Crested Tit P. cristatus. </w:t>
+      </w:r>
+      <w:r>
+        <w:t>Ornis Scandinavica, 10, pp 56–68</w:t>
+      </w:r>
+    </w:p>
+    <w:p>
+      <w:r>
+        <w:t xml:space="preserve">Griesser, M., Nystrand, M., Eggers, S., Ekman, J., 2007. </w:t>
+      </w:r>
+      <w:r>
+        <w:rPr>
+          <w:i/>
+        </w:rPr>
+        <w:t xml:space="preserve">Impact of forestry practices on fitness correlates and population productivity in an open-nesting bird species. </w:t>
+      </w:r>
+      <w:r>
+        <w:t>Conserv. Biol. 21, 767–774. https://doi.org/10.1111/j.1523- 1739.2007.00675.x</w:t>
+      </w:r>
+    </w:p>
+    <w:p>
+      <w:r>
+        <w:t xml:space="preserve">Klein, J., 2020. </w:t>
+      </w:r>
+      <w:r>
+        <w:rPr>
+          <w:i/>
+        </w:rPr>
+        <w:t xml:space="preserve">The forgotten forest – On thinning, retention, and biodiversity in the boreal forest. </w:t>
+      </w:r>
+      <w:r>
+        <w:t>Doctoral Thesis No. 2020:50</w:t>
+      </w:r>
+    </w:p>
+    <w:p>
+      <w:r>
+        <w:t xml:space="preserve">Siffczyk, C., Brotons, L., Kangas, K., Orell, M., 2003. </w:t>
+      </w:r>
+      <w:r>
+        <w:rPr>
+          <w:i/>
+        </w:rPr>
+        <w:t xml:space="preserve">Home range size of willow tits. </w:t>
+      </w:r>
+      <w:r>
+        <w:t>Oecologica, 136, 635–642 (2003)</w:t>
+      </w:r>
+    </w:p>
+    <w:p>
+      <w:r>
+        <w:t xml:space="preserve">SLU Artdatabanken, 2021. </w:t>
+      </w:r>
+      <w:r>
+        <w:rPr>
+          <w:i/>
+        </w:rPr>
+        <w:t xml:space="preserve">Artfaktablad. Naturvård – artfakta. </w:t>
+      </w:r>
+      <w:r>
+        <w:t>SLU Artdatabanken, Uppsala</w:t>
       </w:r>
     </w:p>
     <w:sectPr>
@@ -135,7 +480,7 @@
 </file>
 
 <file path=word/endnotes.xml><?xml version="1.0" encoding="utf-8"?>
-<w:endnotes xmlns:wpc="http://schemas.microsoft.com/office/word/2010/wordprocessingCanvas" xmlns:cx="http://schemas.microsoft.com/office/drawing/2014/chartex" xmlns:cx1="http://schemas.microsoft.com/office/drawing/2015/9/8/chartex" xmlns:cx2="http://schemas.microsoft.com/office/drawing/2015/10/21/chartex" xmlns:cx3="http://schemas.microsoft.com/office/drawing/2016/5/9/chartex" xmlns:cx4="http://schemas.microsoft.com/office/drawing/2016/5/10/chartex" xmlns:cx5="http://schemas.microsoft.com/office/drawing/2016/5/11/chartex" xmlns:cx6="http://schemas.microsoft.com/office/drawing/2016/5/12/chartex" xmlns:cx7="http://schemas.microsoft.com/office/drawing/2016/5/13/chartex" xmlns:cx8="http://schemas.microsoft.com/office/drawing/2016/5/14/chartex" xmlns:mc="http://schemas.openxmlformats.org/markup-compatibility/2006" xmlns:aink="http://schemas.microsoft.com/office/drawing/2016/ink" xmlns:am3d="http://schemas.microsoft.com/office/drawing/2017/model3d" xmlns:o="urn:schemas-microsoft-com:office:office" xmlns:oel="http://schemas.microsoft.com/office/2019/extlst" xmlns:r="http://schemas.openxmlformats.org/officeDocument/2006/relationships" xmlns:m="http://schemas.openxmlformats.org/officeDocument/2006/math" xmlns:v="urn:schemas-microsoft-com:vml" xmlns:wp14="http://schemas.microsoft.com/office/word/2010/wordprocessingDrawing" xmlns:wp="http://schemas.openxmlformats.org/drawingml/2006/wordprocessingDrawing" xmlns:w10="urn:schemas-microsoft-com:office:word" xmlns:w="http://schemas.openxmlformats.org/wordprocessingml/2006/main" xmlns:w14="http://schemas.microsoft.com/office/word/2010/wordml" xmlns:w15="http://schemas.microsoft.com/office/word/2012/wordml" xmlns:w16cex="http://schemas.microsoft.com/office/word/2018/wordml/cex" xmlns:w16cid="http://schemas.microsoft.com/office/word/2016/wordml/cid" xmlns:w16="http://schemas.microsoft.com/office/word/2018/wordml" xmlns:w16sdtdh="http://schemas.microsoft.com/office/word/2020/wordml/sdtdatahash" xmlns:w16se="http://schemas.microsoft.com/office/word/2015/wordml/symex" xmlns:wpg="http://schemas.microsoft.com/office/word/2010/wordprocessingGroup" xmlns:wpi="http://schemas.microsoft.com/office/word/2010/wordprocessingInk" xmlns:wne="http://schemas.microsoft.com/office/word/2006/wordml" xmlns:wps="http://schemas.microsoft.com/office/word/2010/wordprocessingShape" mc:Ignorable="w14 w15 w16se w16cid w16 w16cex w16sdtdh wp14">
+<w:endnotes xmlns:wpc="http://schemas.microsoft.com/office/word/2010/wordprocessingCanvas" xmlns:cx="http://schemas.microsoft.com/office/drawing/2014/chartex" xmlns:cx1="http://schemas.microsoft.com/office/drawing/2015/9/8/chartex" xmlns:cx2="http://schemas.microsoft.com/office/drawing/2015/10/21/chartex" xmlns:cx3="http://schemas.microsoft.com/office/drawing/2016/5/9/chartex" xmlns:cx4="http://schemas.microsoft.com/office/drawing/2016/5/10/chartex" xmlns:cx5="http://schemas.microsoft.com/office/drawing/2016/5/11/chartex" xmlns:cx6="http://schemas.microsoft.com/office/drawing/2016/5/12/chartex" xmlns:cx7="http://schemas.microsoft.com/office/drawing/2016/5/13/chartex" xmlns:cx8="http://schemas.microsoft.com/office/drawing/2016/5/14/chartex" xmlns:mc="http://schemas.openxmlformats.org/markup-compatibility/2006" xmlns:aink="http://schemas.microsoft.com/office/drawing/2016/ink" xmlns:am3d="http://schemas.microsoft.com/office/drawing/2017/model3d" xmlns:o="urn:schemas-microsoft-com:office:office" xmlns:oel="http://schemas.microsoft.com/office/2019/extlst" xmlns:r="http://schemas.openxmlformats.org/officeDocument/2006/relationships" xmlns:m="http://schemas.openxmlformats.org/officeDocument/2006/math" xmlns:v="urn:schemas-microsoft-com:vml" xmlns:wp14="http://schemas.microsoft.com/office/word/2010/wordprocessingDrawing" xmlns:wp="http://schemas.openxmlformats.org/drawingml/2006/wordprocessingDrawing" xmlns:w10="urn:schemas-microsoft-com:office:word" xmlns:w="http://schemas.openxmlformats.org/wordprocessingml/2006/main" xmlns:w14="http://schemas.microsoft.com/office/word/2010/wordml" xmlns:w15="http://schemas.microsoft.com/office/word/2012/wordml" xmlns:w16cex="http://schemas.microsoft.com/office/word/2018/wordml/cex" xmlns:w16cid="http://schemas.microsoft.com/office/word/2016/wordml/cid" xmlns:w16="http://schemas.microsoft.com/office/word/2018/wordml" xmlns:w16du="http://schemas.microsoft.com/office/word/2023/wordml/word16du" xmlns:w16sdtdh="http://schemas.microsoft.com/office/word/2020/wordml/sdtdatahash" xmlns:w16sdtfl="http://schemas.microsoft.com/office/word/2024/wordml/sdtformatlock" xmlns:w16se="http://schemas.microsoft.com/office/word/2015/wordml/symex" xmlns:wpg="http://schemas.microsoft.com/office/word/2010/wordprocessingGroup" xmlns:wpi="http://schemas.microsoft.com/office/word/2010/wordprocessingInk" xmlns:wne="http://schemas.microsoft.com/office/word/2006/wordml" xmlns:wps="http://schemas.microsoft.com/office/word/2010/wordprocessingShape" mc:Ignorable="w14 w15 w16se w16cid w16 w16cex w16sdtdh w16sdtfl w16du wp14">
   <w:endnote w:type="separator" w:id="-1">
     <w:p>
       <w:pPr>
@@ -160,7 +505,7 @@
 </file>
 
 <file path=word/footer1.xml><?xml version="1.0" encoding="utf-8"?>
-<w:ftr xmlns:wpc="http://schemas.microsoft.com/office/word/2010/wordprocessingCanvas" xmlns:cx="http://schemas.microsoft.com/office/drawing/2014/chartex" xmlns:cx1="http://schemas.microsoft.com/office/drawing/2015/9/8/chartex" xmlns:cx2="http://schemas.microsoft.com/office/drawing/2015/10/21/chartex" xmlns:cx3="http://schemas.microsoft.com/office/drawing/2016/5/9/chartex" xmlns:cx4="http://schemas.microsoft.com/office/drawing/2016/5/10/chartex" xmlns:cx5="http://schemas.microsoft.com/office/drawing/2016/5/11/chartex" xmlns:cx6="http://schemas.microsoft.com/office/drawing/2016/5/12/chartex" xmlns:cx7="http://schemas.microsoft.com/office/drawing/2016/5/13/chartex" xmlns:cx8="http://schemas.microsoft.com/office/drawing/2016/5/14/chartex" xmlns:mc="http://schemas.openxmlformats.org/markup-compatibility/2006" xmlns:aink="http://schemas.microsoft.com/office/drawing/2016/ink" xmlns:am3d="http://schemas.microsoft.com/office/drawing/2017/model3d" xmlns:o="urn:schemas-microsoft-com:office:office" xmlns:oel="http://schemas.microsoft.com/office/2019/extlst" xmlns:r="http://schemas.openxmlformats.org/officeDocument/2006/relationships" xmlns:m="http://schemas.openxmlformats.org/officeDocument/2006/math" xmlns:v="urn:schemas-microsoft-com:vml" xmlns:wp14="http://schemas.microsoft.com/office/word/2010/wordprocessingDrawing" xmlns:wp="http://schemas.openxmlformats.org/drawingml/2006/wordprocessingDrawing" xmlns:w10="urn:schemas-microsoft-com:office:word" xmlns:w="http://schemas.openxmlformats.org/wordprocessingml/2006/main" xmlns:w14="http://schemas.microsoft.com/office/word/2010/wordml" xmlns:w15="http://schemas.microsoft.com/office/word/2012/wordml" xmlns:w16cex="http://schemas.microsoft.com/office/word/2018/wordml/cex" xmlns:w16cid="http://schemas.microsoft.com/office/word/2016/wordml/cid" xmlns:w16="http://schemas.microsoft.com/office/word/2018/wordml" xmlns:w16sdtdh="http://schemas.microsoft.com/office/word/2020/wordml/sdtdatahash" xmlns:w16se="http://schemas.microsoft.com/office/word/2015/wordml/symex" xmlns:wpg="http://schemas.microsoft.com/office/word/2010/wordprocessingGroup" xmlns:wpi="http://schemas.microsoft.com/office/word/2010/wordprocessingInk" xmlns:wne="http://schemas.microsoft.com/office/word/2006/wordml" xmlns:wps="http://schemas.microsoft.com/office/word/2010/wordprocessingShape" mc:Ignorable="w14 w15 w16se w16cid w16 w16cex w16sdtdh wp14">
+<w:ftr xmlns:wpc="http://schemas.microsoft.com/office/word/2010/wordprocessingCanvas" xmlns:cx="http://schemas.microsoft.com/office/drawing/2014/chartex" xmlns:cx1="http://schemas.microsoft.com/office/drawing/2015/9/8/chartex" xmlns:cx2="http://schemas.microsoft.com/office/drawing/2015/10/21/chartex" xmlns:cx3="http://schemas.microsoft.com/office/drawing/2016/5/9/chartex" xmlns:cx4="http://schemas.microsoft.com/office/drawing/2016/5/10/chartex" xmlns:cx5="http://schemas.microsoft.com/office/drawing/2016/5/11/chartex" xmlns:cx6="http://schemas.microsoft.com/office/drawing/2016/5/12/chartex" xmlns:cx7="http://schemas.microsoft.com/office/drawing/2016/5/13/chartex" xmlns:cx8="http://schemas.microsoft.com/office/drawing/2016/5/14/chartex" xmlns:mc="http://schemas.openxmlformats.org/markup-compatibility/2006" xmlns:aink="http://schemas.microsoft.com/office/drawing/2016/ink" xmlns:am3d="http://schemas.microsoft.com/office/drawing/2017/model3d" xmlns:o="urn:schemas-microsoft-com:office:office" xmlns:oel="http://schemas.microsoft.com/office/2019/extlst" xmlns:r="http://schemas.openxmlformats.org/officeDocument/2006/relationships" xmlns:m="http://schemas.openxmlformats.org/officeDocument/2006/math" xmlns:v="urn:schemas-microsoft-com:vml" xmlns:wp14="http://schemas.microsoft.com/office/word/2010/wordprocessingDrawing" xmlns:wp="http://schemas.openxmlformats.org/drawingml/2006/wordprocessingDrawing" xmlns:w10="urn:schemas-microsoft-com:office:word" xmlns:w="http://schemas.openxmlformats.org/wordprocessingml/2006/main" xmlns:w14="http://schemas.microsoft.com/office/word/2010/wordml" xmlns:w15="http://schemas.microsoft.com/office/word/2012/wordml" xmlns:w16cex="http://schemas.microsoft.com/office/word/2018/wordml/cex" xmlns:w16cid="http://schemas.microsoft.com/office/word/2016/wordml/cid" xmlns:w16="http://schemas.microsoft.com/office/word/2018/wordml" xmlns:w16du="http://schemas.microsoft.com/office/word/2023/wordml/word16du" xmlns:w16sdtdh="http://schemas.microsoft.com/office/word/2020/wordml/sdtdatahash" xmlns:w16sdtfl="http://schemas.microsoft.com/office/word/2024/wordml/sdtformatlock" xmlns:w16se="http://schemas.microsoft.com/office/word/2015/wordml/symex" xmlns:wpg="http://schemas.microsoft.com/office/word/2010/wordprocessingGroup" xmlns:wpi="http://schemas.microsoft.com/office/word/2010/wordprocessingInk" xmlns:wne="http://schemas.microsoft.com/office/word/2006/wordml" xmlns:wps="http://schemas.microsoft.com/office/word/2010/wordprocessingShape" mc:Ignorable="w14 w15 w16se w16cid w16 w16cex w16sdtdh w16sdtfl w16du wp14">
   <w:p>
     <w:pPr>
       <w:pStyle w:val="Footer"/>
@@ -170,7 +515,7 @@
 </file>
 
 <file path=word/footer2.xml><?xml version="1.0" encoding="utf-8"?>
-<w:ftr xmlns:wpc="http://schemas.microsoft.com/office/word/2010/wordprocessingCanvas" xmlns:cx="http://schemas.microsoft.com/office/drawing/2014/chartex" xmlns:cx1="http://schemas.microsoft.com/office/drawing/2015/9/8/chartex" xmlns:cx2="http://schemas.microsoft.com/office/drawing/2015/10/21/chartex" xmlns:cx3="http://schemas.microsoft.com/office/drawing/2016/5/9/chartex" xmlns:cx4="http://schemas.microsoft.com/office/drawing/2016/5/10/chartex" xmlns:cx5="http://schemas.microsoft.com/office/drawing/2016/5/11/chartex" xmlns:cx6="http://schemas.microsoft.com/office/drawing/2016/5/12/chartex" xmlns:cx7="http://schemas.microsoft.com/office/drawing/2016/5/13/chartex" xmlns:cx8="http://schemas.microsoft.com/office/drawing/2016/5/14/chartex" xmlns:mc="http://schemas.openxmlformats.org/markup-compatibility/2006" xmlns:aink="http://schemas.microsoft.com/office/drawing/2016/ink" xmlns:am3d="http://schemas.microsoft.com/office/drawing/2017/model3d" xmlns:o="urn:schemas-microsoft-com:office:office" xmlns:oel="http://schemas.microsoft.com/office/2019/extlst" xmlns:r="http://schemas.openxmlformats.org/officeDocument/2006/relationships" xmlns:m="http://schemas.openxmlformats.org/officeDocument/2006/math" xmlns:v="urn:schemas-microsoft-com:vml" xmlns:wp14="http://schemas.microsoft.com/office/word/2010/wordprocessingDrawing" xmlns:wp="http://schemas.openxmlformats.org/drawingml/2006/wordprocessingDrawing" xmlns:w10="urn:schemas-microsoft-com:office:word" xmlns:w="http://schemas.openxmlformats.org/wordprocessingml/2006/main" xmlns:w14="http://schemas.microsoft.com/office/word/2010/wordml" xmlns:w15="http://schemas.microsoft.com/office/word/2012/wordml" xmlns:w16cex="http://schemas.microsoft.com/office/word/2018/wordml/cex" xmlns:w16cid="http://schemas.microsoft.com/office/word/2016/wordml/cid" xmlns:w16="http://schemas.microsoft.com/office/word/2018/wordml" xmlns:w16sdtdh="http://schemas.microsoft.com/office/word/2020/wordml/sdtdatahash" xmlns:w16se="http://schemas.microsoft.com/office/word/2015/wordml/symex" xmlns:wpg="http://schemas.microsoft.com/office/word/2010/wordprocessingGroup" xmlns:wpi="http://schemas.microsoft.com/office/word/2010/wordprocessingInk" xmlns:wne="http://schemas.microsoft.com/office/word/2006/wordml" xmlns:wps="http://schemas.microsoft.com/office/word/2010/wordprocessingShape" mc:Ignorable="w14 w15 w16se w16cid w16 w16cex w16sdtdh wp14">
+<w:ftr xmlns:wpc="http://schemas.microsoft.com/office/word/2010/wordprocessingCanvas" xmlns:cx="http://schemas.microsoft.com/office/drawing/2014/chartex" xmlns:cx1="http://schemas.microsoft.com/office/drawing/2015/9/8/chartex" xmlns:cx2="http://schemas.microsoft.com/office/drawing/2015/10/21/chartex" xmlns:cx3="http://schemas.microsoft.com/office/drawing/2016/5/9/chartex" xmlns:cx4="http://schemas.microsoft.com/office/drawing/2016/5/10/chartex" xmlns:cx5="http://schemas.microsoft.com/office/drawing/2016/5/11/chartex" xmlns:cx6="http://schemas.microsoft.com/office/drawing/2016/5/12/chartex" xmlns:cx7="http://schemas.microsoft.com/office/drawing/2016/5/13/chartex" xmlns:cx8="http://schemas.microsoft.com/office/drawing/2016/5/14/chartex" xmlns:mc="http://schemas.openxmlformats.org/markup-compatibility/2006" xmlns:aink="http://schemas.microsoft.com/office/drawing/2016/ink" xmlns:am3d="http://schemas.microsoft.com/office/drawing/2017/model3d" xmlns:o="urn:schemas-microsoft-com:office:office" xmlns:oel="http://schemas.microsoft.com/office/2019/extlst" xmlns:r="http://schemas.openxmlformats.org/officeDocument/2006/relationships" xmlns:m="http://schemas.openxmlformats.org/officeDocument/2006/math" xmlns:v="urn:schemas-microsoft-com:vml" xmlns:wp14="http://schemas.microsoft.com/office/word/2010/wordprocessingDrawing" xmlns:wp="http://schemas.openxmlformats.org/drawingml/2006/wordprocessingDrawing" xmlns:w10="urn:schemas-microsoft-com:office:word" xmlns:w="http://schemas.openxmlformats.org/wordprocessingml/2006/main" xmlns:w14="http://schemas.microsoft.com/office/word/2010/wordml" xmlns:w15="http://schemas.microsoft.com/office/word/2012/wordml" xmlns:w16cex="http://schemas.microsoft.com/office/word/2018/wordml/cex" xmlns:w16cid="http://schemas.microsoft.com/office/word/2016/wordml/cid" xmlns:w16="http://schemas.microsoft.com/office/word/2018/wordml" xmlns:w16du="http://schemas.microsoft.com/office/word/2023/wordml/word16du" xmlns:w16sdtdh="http://schemas.microsoft.com/office/word/2020/wordml/sdtdatahash" xmlns:w16sdtfl="http://schemas.microsoft.com/office/word/2024/wordml/sdtformatlock" xmlns:w16se="http://schemas.microsoft.com/office/word/2015/wordml/symex" xmlns:wpg="http://schemas.microsoft.com/office/word/2010/wordprocessingGroup" xmlns:wpi="http://schemas.microsoft.com/office/word/2010/wordprocessingInk" xmlns:wne="http://schemas.microsoft.com/office/word/2006/wordml" xmlns:wps="http://schemas.microsoft.com/office/word/2010/wordprocessingShape" mc:Ignorable="w14 w15 w16se w16cid w16 w16cex w16sdtdh w16sdtfl w16du wp14">
   <w:p>
     <w:pPr>
       <w:pStyle w:val="Footer"/>
@@ -180,7 +525,7 @@
 </file>
 
 <file path=word/footer3.xml><?xml version="1.0" encoding="utf-8"?>
-<w:ftr xmlns:wpc="http://schemas.microsoft.com/office/word/2010/wordprocessingCanvas" xmlns:cx="http://schemas.microsoft.com/office/drawing/2014/chartex" xmlns:cx1="http://schemas.microsoft.com/office/drawing/2015/9/8/chartex" xmlns:cx2="http://schemas.microsoft.com/office/drawing/2015/10/21/chartex" xmlns:cx3="http://schemas.microsoft.com/office/drawing/2016/5/9/chartex" xmlns:cx4="http://schemas.microsoft.com/office/drawing/2016/5/10/chartex" xmlns:cx5="http://schemas.microsoft.com/office/drawing/2016/5/11/chartex" xmlns:cx6="http://schemas.microsoft.com/office/drawing/2016/5/12/chartex" xmlns:cx7="http://schemas.microsoft.com/office/drawing/2016/5/13/chartex" xmlns:cx8="http://schemas.microsoft.com/office/drawing/2016/5/14/chartex" xmlns:mc="http://schemas.openxmlformats.org/markup-compatibility/2006" xmlns:aink="http://schemas.microsoft.com/office/drawing/2016/ink" xmlns:am3d="http://schemas.microsoft.com/office/drawing/2017/model3d" xmlns:o="urn:schemas-microsoft-com:office:office" xmlns:oel="http://schemas.microsoft.com/office/2019/extlst" xmlns:r="http://schemas.openxmlformats.org/officeDocument/2006/relationships" xmlns:m="http://schemas.openxmlformats.org/officeDocument/2006/math" xmlns:v="urn:schemas-microsoft-com:vml" xmlns:wp14="http://schemas.microsoft.com/office/word/2010/wordprocessingDrawing" xmlns:wp="http://schemas.openxmlformats.org/drawingml/2006/wordprocessingDrawing" xmlns:w10="urn:schemas-microsoft-com:office:word" xmlns:w="http://schemas.openxmlformats.org/wordprocessingml/2006/main" xmlns:w14="http://schemas.microsoft.com/office/word/2010/wordml" xmlns:w15="http://schemas.microsoft.com/office/word/2012/wordml" xmlns:w16cex="http://schemas.microsoft.com/office/word/2018/wordml/cex" xmlns:w16cid="http://schemas.microsoft.com/office/word/2016/wordml/cid" xmlns:w16="http://schemas.microsoft.com/office/word/2018/wordml" xmlns:w16sdtdh="http://schemas.microsoft.com/office/word/2020/wordml/sdtdatahash" xmlns:w16se="http://schemas.microsoft.com/office/word/2015/wordml/symex" xmlns:wpg="http://schemas.microsoft.com/office/word/2010/wordprocessingGroup" xmlns:wpi="http://schemas.microsoft.com/office/word/2010/wordprocessingInk" xmlns:wne="http://schemas.microsoft.com/office/word/2006/wordml" xmlns:wps="http://schemas.microsoft.com/office/word/2010/wordprocessingShape" mc:Ignorable="w14 w15 w16se w16cid w16 w16cex w16sdtdh wp14">
+<w:ftr xmlns:wpc="http://schemas.microsoft.com/office/word/2010/wordprocessingCanvas" xmlns:cx="http://schemas.microsoft.com/office/drawing/2014/chartex" xmlns:cx1="http://schemas.microsoft.com/office/drawing/2015/9/8/chartex" xmlns:cx2="http://schemas.microsoft.com/office/drawing/2015/10/21/chartex" xmlns:cx3="http://schemas.microsoft.com/office/drawing/2016/5/9/chartex" xmlns:cx4="http://schemas.microsoft.com/office/drawing/2016/5/10/chartex" xmlns:cx5="http://schemas.microsoft.com/office/drawing/2016/5/11/chartex" xmlns:cx6="http://schemas.microsoft.com/office/drawing/2016/5/12/chartex" xmlns:cx7="http://schemas.microsoft.com/office/drawing/2016/5/13/chartex" xmlns:cx8="http://schemas.microsoft.com/office/drawing/2016/5/14/chartex" xmlns:mc="http://schemas.openxmlformats.org/markup-compatibility/2006" xmlns:aink="http://schemas.microsoft.com/office/drawing/2016/ink" xmlns:am3d="http://schemas.microsoft.com/office/drawing/2017/model3d" xmlns:o="urn:schemas-microsoft-com:office:office" xmlns:oel="http://schemas.microsoft.com/office/2019/extlst" xmlns:r="http://schemas.openxmlformats.org/officeDocument/2006/relationships" xmlns:m="http://schemas.openxmlformats.org/officeDocument/2006/math" xmlns:v="urn:schemas-microsoft-com:vml" xmlns:wp14="http://schemas.microsoft.com/office/word/2010/wordprocessingDrawing" xmlns:wp="http://schemas.openxmlformats.org/drawingml/2006/wordprocessingDrawing" xmlns:w10="urn:schemas-microsoft-com:office:word" xmlns:w="http://schemas.openxmlformats.org/wordprocessingml/2006/main" xmlns:w14="http://schemas.microsoft.com/office/word/2010/wordml" xmlns:w15="http://schemas.microsoft.com/office/word/2012/wordml" xmlns:w16cex="http://schemas.microsoft.com/office/word/2018/wordml/cex" xmlns:w16cid="http://schemas.microsoft.com/office/word/2016/wordml/cid" xmlns:w16="http://schemas.microsoft.com/office/word/2018/wordml" xmlns:w16du="http://schemas.microsoft.com/office/word/2023/wordml/word16du" xmlns:w16sdtdh="http://schemas.microsoft.com/office/word/2020/wordml/sdtdatahash" xmlns:w16sdtfl="http://schemas.microsoft.com/office/word/2024/wordml/sdtformatlock" xmlns:w16se="http://schemas.microsoft.com/office/word/2015/wordml/symex" xmlns:wpg="http://schemas.microsoft.com/office/word/2010/wordprocessingGroup" xmlns:wpi="http://schemas.microsoft.com/office/word/2010/wordprocessingInk" xmlns:wne="http://schemas.microsoft.com/office/word/2006/wordml" xmlns:wps="http://schemas.microsoft.com/office/word/2010/wordprocessingShape" mc:Ignorable="w14 w15 w16se w16cid w16 w16cex w16sdtdh w16sdtfl w16du wp14">
   <w:p>
     <w:pPr>
       <w:pStyle w:val="Footer"/>
@@ -190,7 +535,7 @@
 </file>
 
 <file path=word/footnotes.xml><?xml version="1.0" encoding="utf-8"?>
-<w:footnotes xmlns:wpc="http://schemas.microsoft.com/office/word/2010/wordprocessingCanvas" xmlns:cx="http://schemas.microsoft.com/office/drawing/2014/chartex" xmlns:cx1="http://schemas.microsoft.com/office/drawing/2015/9/8/chartex" xmlns:cx2="http://schemas.microsoft.com/office/drawing/2015/10/21/chartex" xmlns:cx3="http://schemas.microsoft.com/office/drawing/2016/5/9/chartex" xmlns:cx4="http://schemas.microsoft.com/office/drawing/2016/5/10/chartex" xmlns:cx5="http://schemas.microsoft.com/office/drawing/2016/5/11/chartex" xmlns:cx6="http://schemas.microsoft.com/office/drawing/2016/5/12/chartex" xmlns:cx7="http://schemas.microsoft.com/office/drawing/2016/5/13/chartex" xmlns:cx8="http://schemas.microsoft.com/office/drawing/2016/5/14/chartex" xmlns:mc="http://schemas.openxmlformats.org/markup-compatibility/2006" xmlns:aink="http://schemas.microsoft.com/office/drawing/2016/ink" xmlns:am3d="http://schemas.microsoft.com/office/drawing/2017/model3d" xmlns:o="urn:schemas-microsoft-com:office:office" xmlns:oel="http://schemas.microsoft.com/office/2019/extlst" xmlns:r="http://schemas.openxmlformats.org/officeDocument/2006/relationships" xmlns:m="http://schemas.openxmlformats.org/officeDocument/2006/math" xmlns:v="urn:schemas-microsoft-com:vml" xmlns:wp14="http://schemas.microsoft.com/office/word/2010/wordprocessingDrawing" xmlns:wp="http://schemas.openxmlformats.org/drawingml/2006/wordprocessingDrawing" xmlns:w10="urn:schemas-microsoft-com:office:word" xmlns:w="http://schemas.openxmlformats.org/wordprocessingml/2006/main" xmlns:w14="http://schemas.microsoft.com/office/word/2010/wordml" xmlns:w15="http://schemas.microsoft.com/office/word/2012/wordml" xmlns:w16cex="http://schemas.microsoft.com/office/word/2018/wordml/cex" xmlns:w16cid="http://schemas.microsoft.com/office/word/2016/wordml/cid" xmlns:w16="http://schemas.microsoft.com/office/word/2018/wordml" xmlns:w16sdtdh="http://schemas.microsoft.com/office/word/2020/wordml/sdtdatahash" xmlns:w16se="http://schemas.microsoft.com/office/word/2015/wordml/symex" xmlns:wpg="http://schemas.microsoft.com/office/word/2010/wordprocessingGroup" xmlns:wpi="http://schemas.microsoft.com/office/word/2010/wordprocessingInk" xmlns:wne="http://schemas.microsoft.com/office/word/2006/wordml" xmlns:wps="http://schemas.microsoft.com/office/word/2010/wordprocessingShape" mc:Ignorable="w14 w15 w16se w16cid w16 w16cex w16sdtdh wp14">
+<w:footnotes xmlns:wpc="http://schemas.microsoft.com/office/word/2010/wordprocessingCanvas" xmlns:cx="http://schemas.microsoft.com/office/drawing/2014/chartex" xmlns:cx1="http://schemas.microsoft.com/office/drawing/2015/9/8/chartex" xmlns:cx2="http://schemas.microsoft.com/office/drawing/2015/10/21/chartex" xmlns:cx3="http://schemas.microsoft.com/office/drawing/2016/5/9/chartex" xmlns:cx4="http://schemas.microsoft.com/office/drawing/2016/5/10/chartex" xmlns:cx5="http://schemas.microsoft.com/office/drawing/2016/5/11/chartex" xmlns:cx6="http://schemas.microsoft.com/office/drawing/2016/5/12/chartex" xmlns:cx7="http://schemas.microsoft.com/office/drawing/2016/5/13/chartex" xmlns:cx8="http://schemas.microsoft.com/office/drawing/2016/5/14/chartex" xmlns:mc="http://schemas.openxmlformats.org/markup-compatibility/2006" xmlns:aink="http://schemas.microsoft.com/office/drawing/2016/ink" xmlns:am3d="http://schemas.microsoft.com/office/drawing/2017/model3d" xmlns:o="urn:schemas-microsoft-com:office:office" xmlns:oel="http://schemas.microsoft.com/office/2019/extlst" xmlns:r="http://schemas.openxmlformats.org/officeDocument/2006/relationships" xmlns:m="http://schemas.openxmlformats.org/officeDocument/2006/math" xmlns:v="urn:schemas-microsoft-com:vml" xmlns:wp14="http://schemas.microsoft.com/office/word/2010/wordprocessingDrawing" xmlns:wp="http://schemas.openxmlformats.org/drawingml/2006/wordprocessingDrawing" xmlns:w10="urn:schemas-microsoft-com:office:word" xmlns:w="http://schemas.openxmlformats.org/wordprocessingml/2006/main" xmlns:w14="http://schemas.microsoft.com/office/word/2010/wordml" xmlns:w15="http://schemas.microsoft.com/office/word/2012/wordml" xmlns:w16cex="http://schemas.microsoft.com/office/word/2018/wordml/cex" xmlns:w16cid="http://schemas.microsoft.com/office/word/2016/wordml/cid" xmlns:w16="http://schemas.microsoft.com/office/word/2018/wordml" xmlns:w16du="http://schemas.microsoft.com/office/word/2023/wordml/word16du" xmlns:w16sdtdh="http://schemas.microsoft.com/office/word/2020/wordml/sdtdatahash" xmlns:w16sdtfl="http://schemas.microsoft.com/office/word/2024/wordml/sdtformatlock" xmlns:w16se="http://schemas.microsoft.com/office/word/2015/wordml/symex" xmlns:wpg="http://schemas.microsoft.com/office/word/2010/wordprocessingGroup" xmlns:wpi="http://schemas.microsoft.com/office/word/2010/wordprocessingInk" xmlns:wne="http://schemas.microsoft.com/office/word/2006/wordml" xmlns:wps="http://schemas.microsoft.com/office/word/2010/wordprocessingShape" mc:Ignorable="w14 w15 w16se w16cid w16 w16cex w16sdtdh w16sdtfl w16du wp14">
   <w:footnote w:type="separator" w:id="-1">
     <w:p>
       <w:pPr>
@@ -215,7 +560,7 @@
 </file>
 
 <file path=word/header1.xml><?xml version="1.0" encoding="utf-8"?>
-<w:hdr xmlns:wpc="http://schemas.microsoft.com/office/word/2010/wordprocessingCanvas" xmlns:cx="http://schemas.microsoft.com/office/drawing/2014/chartex" xmlns:cx1="http://schemas.microsoft.com/office/drawing/2015/9/8/chartex" xmlns:cx2="http://schemas.microsoft.com/office/drawing/2015/10/21/chartex" xmlns:cx3="http://schemas.microsoft.com/office/drawing/2016/5/9/chartex" xmlns:cx4="http://schemas.microsoft.com/office/drawing/2016/5/10/chartex" xmlns:cx5="http://schemas.microsoft.com/office/drawing/2016/5/11/chartex" xmlns:cx6="http://schemas.microsoft.com/office/drawing/2016/5/12/chartex" xmlns:cx7="http://schemas.microsoft.com/office/drawing/2016/5/13/chartex" xmlns:cx8="http://schemas.microsoft.com/office/drawing/2016/5/14/chartex" xmlns:mc="http://schemas.openxmlformats.org/markup-compatibility/2006" xmlns:aink="http://schemas.microsoft.com/office/drawing/2016/ink" xmlns:am3d="http://schemas.microsoft.com/office/drawing/2017/model3d" xmlns:o="urn:schemas-microsoft-com:office:office" xmlns:oel="http://schemas.microsoft.com/office/2019/extlst" xmlns:r="http://schemas.openxmlformats.org/officeDocument/2006/relationships" xmlns:m="http://schemas.openxmlformats.org/officeDocument/2006/math" xmlns:v="urn:schemas-microsoft-com:vml" xmlns:wp14="http://schemas.microsoft.com/office/word/2010/wordprocessingDrawing" xmlns:wp="http://schemas.openxmlformats.org/drawingml/2006/wordprocessingDrawing" xmlns:w10="urn:schemas-microsoft-com:office:word" xmlns:w="http://schemas.openxmlformats.org/wordprocessingml/2006/main" xmlns:w14="http://schemas.microsoft.com/office/word/2010/wordml" xmlns:w15="http://schemas.microsoft.com/office/word/2012/wordml" xmlns:w16cex="http://schemas.microsoft.com/office/word/2018/wordml/cex" xmlns:w16cid="http://schemas.microsoft.com/office/word/2016/wordml/cid" xmlns:w16="http://schemas.microsoft.com/office/word/2018/wordml" xmlns:w16sdtdh="http://schemas.microsoft.com/office/word/2020/wordml/sdtdatahash" xmlns:w16se="http://schemas.microsoft.com/office/word/2015/wordml/symex" xmlns:wpg="http://schemas.microsoft.com/office/word/2010/wordprocessingGroup" xmlns:wpi="http://schemas.microsoft.com/office/word/2010/wordprocessingInk" xmlns:wne="http://schemas.microsoft.com/office/word/2006/wordml" xmlns:wps="http://schemas.microsoft.com/office/word/2010/wordprocessingShape" mc:Ignorable="w14 w15 w16se w16cid w16 w16cex w16sdtdh wp14">
+<w:hdr xmlns:wpc="http://schemas.microsoft.com/office/word/2010/wordprocessingCanvas" xmlns:cx="http://schemas.microsoft.com/office/drawing/2014/chartex" xmlns:cx1="http://schemas.microsoft.com/office/drawing/2015/9/8/chartex" xmlns:cx2="http://schemas.microsoft.com/office/drawing/2015/10/21/chartex" xmlns:cx3="http://schemas.microsoft.com/office/drawing/2016/5/9/chartex" xmlns:cx4="http://schemas.microsoft.com/office/drawing/2016/5/10/chartex" xmlns:cx5="http://schemas.microsoft.com/office/drawing/2016/5/11/chartex" xmlns:cx6="http://schemas.microsoft.com/office/drawing/2016/5/12/chartex" xmlns:cx7="http://schemas.microsoft.com/office/drawing/2016/5/13/chartex" xmlns:cx8="http://schemas.microsoft.com/office/drawing/2016/5/14/chartex" xmlns:mc="http://schemas.openxmlformats.org/markup-compatibility/2006" xmlns:aink="http://schemas.microsoft.com/office/drawing/2016/ink" xmlns:am3d="http://schemas.microsoft.com/office/drawing/2017/model3d" xmlns:o="urn:schemas-microsoft-com:office:office" xmlns:oel="http://schemas.microsoft.com/office/2019/extlst" xmlns:r="http://schemas.openxmlformats.org/officeDocument/2006/relationships" xmlns:m="http://schemas.openxmlformats.org/officeDocument/2006/math" xmlns:v="urn:schemas-microsoft-com:vml" xmlns:wp14="http://schemas.microsoft.com/office/word/2010/wordprocessingDrawing" xmlns:wp="http://schemas.openxmlformats.org/drawingml/2006/wordprocessingDrawing" xmlns:w10="urn:schemas-microsoft-com:office:word" xmlns:w="http://schemas.openxmlformats.org/wordprocessingml/2006/main" xmlns:w14="http://schemas.microsoft.com/office/word/2010/wordml" xmlns:w15="http://schemas.microsoft.com/office/word/2012/wordml" xmlns:w16cex="http://schemas.microsoft.com/office/word/2018/wordml/cex" xmlns:w16cid="http://schemas.microsoft.com/office/word/2016/wordml/cid" xmlns:w16="http://schemas.microsoft.com/office/word/2018/wordml" xmlns:w16du="http://schemas.microsoft.com/office/word/2023/wordml/word16du" xmlns:w16sdtdh="http://schemas.microsoft.com/office/word/2020/wordml/sdtdatahash" xmlns:w16sdtfl="http://schemas.microsoft.com/office/word/2024/wordml/sdtformatlock" xmlns:w16se="http://schemas.microsoft.com/office/word/2015/wordml/symex" xmlns:wpg="http://schemas.microsoft.com/office/word/2010/wordprocessingGroup" xmlns:wpi="http://schemas.microsoft.com/office/word/2010/wordprocessingInk" xmlns:wne="http://schemas.microsoft.com/office/word/2006/wordml" xmlns:wps="http://schemas.microsoft.com/office/word/2010/wordprocessingShape" mc:Ignorable="w14 w15 w16se w16cid w16 w16cex w16sdtdh w16sdtfl w16du wp14">
   <w:p>
     <w:pPr>
       <w:pStyle w:val="Header"/>
@@ -225,7 +570,7 @@
 </file>
 
 <file path=word/header2.xml><?xml version="1.0" encoding="utf-8"?>
-<w:hdr xmlns:wpc="http://schemas.microsoft.com/office/word/2010/wordprocessingCanvas" xmlns:cx="http://schemas.microsoft.com/office/drawing/2014/chartex" xmlns:cx1="http://schemas.microsoft.com/office/drawing/2015/9/8/chartex" xmlns:cx2="http://schemas.microsoft.com/office/drawing/2015/10/21/chartex" xmlns:cx3="http://schemas.microsoft.com/office/drawing/2016/5/9/chartex" xmlns:cx4="http://schemas.microsoft.com/office/drawing/2016/5/10/chartex" xmlns:cx5="http://schemas.microsoft.com/office/drawing/2016/5/11/chartex" xmlns:cx6="http://schemas.microsoft.com/office/drawing/2016/5/12/chartex" xmlns:cx7="http://schemas.microsoft.com/office/drawing/2016/5/13/chartex" xmlns:cx8="http://schemas.microsoft.com/office/drawing/2016/5/14/chartex" xmlns:mc="http://schemas.openxmlformats.org/markup-compatibility/2006" xmlns:aink="http://schemas.microsoft.com/office/drawing/2016/ink" xmlns:am3d="http://schemas.microsoft.com/office/drawing/2017/model3d" xmlns:o="urn:schemas-microsoft-com:office:office" xmlns:oel="http://schemas.microsoft.com/office/2019/extlst" xmlns:r="http://schemas.openxmlformats.org/officeDocument/2006/relationships" xmlns:m="http://schemas.openxmlformats.org/officeDocument/2006/math" xmlns:v="urn:schemas-microsoft-com:vml" xmlns:wp14="http://schemas.microsoft.com/office/word/2010/wordprocessingDrawing" xmlns:wp="http://schemas.openxmlformats.org/drawingml/2006/wordprocessingDrawing" xmlns:w10="urn:schemas-microsoft-com:office:word" xmlns:w="http://schemas.openxmlformats.org/wordprocessingml/2006/main" xmlns:w14="http://schemas.microsoft.com/office/word/2010/wordml" xmlns:w15="http://schemas.microsoft.com/office/word/2012/wordml" xmlns:w16cex="http://schemas.microsoft.com/office/word/2018/wordml/cex" xmlns:w16cid="http://schemas.microsoft.com/office/word/2016/wordml/cid" xmlns:w16="http://schemas.microsoft.com/office/word/2018/wordml" xmlns:w16sdtdh="http://schemas.microsoft.com/office/word/2020/wordml/sdtdatahash" xmlns:w16se="http://schemas.microsoft.com/office/word/2015/wordml/symex" xmlns:wpg="http://schemas.microsoft.com/office/word/2010/wordprocessingGroup" xmlns:wpi="http://schemas.microsoft.com/office/word/2010/wordprocessingInk" xmlns:wne="http://schemas.microsoft.com/office/word/2006/wordml" xmlns:wps="http://schemas.microsoft.com/office/word/2010/wordprocessingShape" mc:Ignorable="w14 w15 w16se w16cid w16 w16cex w16sdtdh wp14">
+<w:hdr xmlns:wpc="http://schemas.microsoft.com/office/word/2010/wordprocessingCanvas" xmlns:cx="http://schemas.microsoft.com/office/drawing/2014/chartex" xmlns:cx1="http://schemas.microsoft.com/office/drawing/2015/9/8/chartex" xmlns:cx2="http://schemas.microsoft.com/office/drawing/2015/10/21/chartex" xmlns:cx3="http://schemas.microsoft.com/office/drawing/2016/5/9/chartex" xmlns:cx4="http://schemas.microsoft.com/office/drawing/2016/5/10/chartex" xmlns:cx5="http://schemas.microsoft.com/office/drawing/2016/5/11/chartex" xmlns:cx6="http://schemas.microsoft.com/office/drawing/2016/5/12/chartex" xmlns:cx7="http://schemas.microsoft.com/office/drawing/2016/5/13/chartex" xmlns:cx8="http://schemas.microsoft.com/office/drawing/2016/5/14/chartex" xmlns:mc="http://schemas.openxmlformats.org/markup-compatibility/2006" xmlns:aink="http://schemas.microsoft.com/office/drawing/2016/ink" xmlns:am3d="http://schemas.microsoft.com/office/drawing/2017/model3d" xmlns:o="urn:schemas-microsoft-com:office:office" xmlns:oel="http://schemas.microsoft.com/office/2019/extlst" xmlns:r="http://schemas.openxmlformats.org/officeDocument/2006/relationships" xmlns:m="http://schemas.openxmlformats.org/officeDocument/2006/math" xmlns:v="urn:schemas-microsoft-com:vml" xmlns:wp14="http://schemas.microsoft.com/office/word/2010/wordprocessingDrawing" xmlns:wp="http://schemas.openxmlformats.org/drawingml/2006/wordprocessingDrawing" xmlns:w10="urn:schemas-microsoft-com:office:word" xmlns:w="http://schemas.openxmlformats.org/wordprocessingml/2006/main" xmlns:w14="http://schemas.microsoft.com/office/word/2010/wordml" xmlns:w15="http://schemas.microsoft.com/office/word/2012/wordml" xmlns:w16cex="http://schemas.microsoft.com/office/word/2018/wordml/cex" xmlns:w16cid="http://schemas.microsoft.com/office/word/2016/wordml/cid" xmlns:w16="http://schemas.microsoft.com/office/word/2018/wordml" xmlns:w16du="http://schemas.microsoft.com/office/word/2023/wordml/word16du" xmlns:w16sdtdh="http://schemas.microsoft.com/office/word/2020/wordml/sdtdatahash" xmlns:w16sdtfl="http://schemas.microsoft.com/office/word/2024/wordml/sdtformatlock" xmlns:w16se="http://schemas.microsoft.com/office/word/2015/wordml/symex" xmlns:wpg="http://schemas.microsoft.com/office/word/2010/wordprocessingGroup" xmlns:wpi="http://schemas.microsoft.com/office/word/2010/wordprocessingInk" xmlns:wne="http://schemas.microsoft.com/office/word/2006/wordml" xmlns:wps="http://schemas.microsoft.com/office/word/2010/wordprocessingShape" mc:Ignorable="w14 w15 w16se w16cid w16 w16cex w16sdtdh w16sdtfl w16du wp14">
   <w:p>
     <w:pPr>
       <w:pStyle w:val="Header"/>
@@ -236,7 +581,7 @@
 </file>
 
 <file path=word/header3.xml><?xml version="1.0" encoding="utf-8"?>
-<w:hdr xmlns:wpc="http://schemas.microsoft.com/office/word/2010/wordprocessingCanvas" xmlns:cx="http://schemas.microsoft.com/office/drawing/2014/chartex" xmlns:cx1="http://schemas.microsoft.com/office/drawing/2015/9/8/chartex" xmlns:cx2="http://schemas.microsoft.com/office/drawing/2015/10/21/chartex" xmlns:cx3="http://schemas.microsoft.com/office/drawing/2016/5/9/chartex" xmlns:cx4="http://schemas.microsoft.com/office/drawing/2016/5/10/chartex" xmlns:cx5="http://schemas.microsoft.com/office/drawing/2016/5/11/chartex" xmlns:cx6="http://schemas.microsoft.com/office/drawing/2016/5/12/chartex" xmlns:cx7="http://schemas.microsoft.com/office/drawing/2016/5/13/chartex" xmlns:cx8="http://schemas.microsoft.com/office/drawing/2016/5/14/chartex" xmlns:mc="http://schemas.openxmlformats.org/markup-compatibility/2006" xmlns:aink="http://schemas.microsoft.com/office/drawing/2016/ink" xmlns:am3d="http://schemas.microsoft.com/office/drawing/2017/model3d" xmlns:o="urn:schemas-microsoft-com:office:office" xmlns:oel="http://schemas.microsoft.com/office/2019/extlst" xmlns:r="http://schemas.openxmlformats.org/officeDocument/2006/relationships" xmlns:m="http://schemas.openxmlformats.org/officeDocument/2006/math" xmlns:v="urn:schemas-microsoft-com:vml" xmlns:wp14="http://schemas.microsoft.com/office/word/2010/wordprocessingDrawing" xmlns:wp="http://schemas.openxmlformats.org/drawingml/2006/wordprocessingDrawing" xmlns:w10="urn:schemas-microsoft-com:office:word" xmlns:w="http://schemas.openxmlformats.org/wordprocessingml/2006/main" xmlns:w14="http://schemas.microsoft.com/office/word/2010/wordml" xmlns:w15="http://schemas.microsoft.com/office/word/2012/wordml" xmlns:w16cex="http://schemas.microsoft.com/office/word/2018/wordml/cex" xmlns:w16cid="http://schemas.microsoft.com/office/word/2016/wordml/cid" xmlns:w16="http://schemas.microsoft.com/office/word/2018/wordml" xmlns:w16sdtdh="http://schemas.microsoft.com/office/word/2020/wordml/sdtdatahash" xmlns:w16se="http://schemas.microsoft.com/office/word/2015/wordml/symex" xmlns:wpg="http://schemas.microsoft.com/office/word/2010/wordprocessingGroup" xmlns:wpi="http://schemas.microsoft.com/office/word/2010/wordprocessingInk" xmlns:wne="http://schemas.microsoft.com/office/word/2006/wordml" xmlns:wps="http://schemas.microsoft.com/office/word/2010/wordprocessingShape" mc:Ignorable="w14 w15 w16se w16cid w16 w16cex w16sdtdh wp14">
+<w:hdr xmlns:wpc="http://schemas.microsoft.com/office/word/2010/wordprocessingCanvas" xmlns:cx="http://schemas.microsoft.com/office/drawing/2014/chartex" xmlns:cx1="http://schemas.microsoft.com/office/drawing/2015/9/8/chartex" xmlns:cx2="http://schemas.microsoft.com/office/drawing/2015/10/21/chartex" xmlns:cx3="http://schemas.microsoft.com/office/drawing/2016/5/9/chartex" xmlns:cx4="http://schemas.microsoft.com/office/drawing/2016/5/10/chartex" xmlns:cx5="http://schemas.microsoft.com/office/drawing/2016/5/11/chartex" xmlns:cx6="http://schemas.microsoft.com/office/drawing/2016/5/12/chartex" xmlns:cx7="http://schemas.microsoft.com/office/drawing/2016/5/13/chartex" xmlns:cx8="http://schemas.microsoft.com/office/drawing/2016/5/14/chartex" xmlns:mc="http://schemas.openxmlformats.org/markup-compatibility/2006" xmlns:aink="http://schemas.microsoft.com/office/drawing/2016/ink" xmlns:am3d="http://schemas.microsoft.com/office/drawing/2017/model3d" xmlns:o="urn:schemas-microsoft-com:office:office" xmlns:oel="http://schemas.microsoft.com/office/2019/extlst" xmlns:r="http://schemas.openxmlformats.org/officeDocument/2006/relationships" xmlns:m="http://schemas.openxmlformats.org/officeDocument/2006/math" xmlns:v="urn:schemas-microsoft-com:vml" xmlns:wp14="http://schemas.microsoft.com/office/word/2010/wordprocessingDrawing" xmlns:wp="http://schemas.openxmlformats.org/drawingml/2006/wordprocessingDrawing" xmlns:w10="urn:schemas-microsoft-com:office:word" xmlns:w="http://schemas.openxmlformats.org/wordprocessingml/2006/main" xmlns:w14="http://schemas.microsoft.com/office/word/2010/wordml" xmlns:w15="http://schemas.microsoft.com/office/word/2012/wordml" xmlns:w16cex="http://schemas.microsoft.com/office/word/2018/wordml/cex" xmlns:w16cid="http://schemas.microsoft.com/office/word/2016/wordml/cid" xmlns:w16="http://schemas.microsoft.com/office/word/2018/wordml" xmlns:w16du="http://schemas.microsoft.com/office/word/2023/wordml/word16du" xmlns:w16sdtdh="http://schemas.microsoft.com/office/word/2020/wordml/sdtdatahash" xmlns:w16sdtfl="http://schemas.microsoft.com/office/word/2024/wordml/sdtformatlock" xmlns:w16se="http://schemas.microsoft.com/office/word/2015/wordml/symex" xmlns:wpg="http://schemas.microsoft.com/office/word/2010/wordprocessingGroup" xmlns:wpi="http://schemas.microsoft.com/office/word/2010/wordprocessingInk" xmlns:wne="http://schemas.microsoft.com/office/word/2006/wordml" xmlns:wps="http://schemas.microsoft.com/office/word/2010/wordprocessingShape" mc:Ignorable="w14 w15 w16se w16cid w16 w16cex w16sdtdh w16sdtfl w16du wp14">
   <w:p>
     <w:pPr>
       <w:pStyle w:val="Header"/>
@@ -245,7 +590,7 @@
     <w:r>
       <w:tab/>
       <w:tab/>
-      <w:t>2026-06-17</w:t>
+      <w:t>2026-06-18</w:t>
       <w:br/>
       <w:br/>
     </w:r>
@@ -258,7 +603,7 @@
 </file>
 
 <file path=word/numbering.xml><?xml version="1.0" encoding="utf-8"?>
-<w:numbering xmlns:wpc="http://schemas.microsoft.com/office/word/2010/wordprocessingCanvas" xmlns:cx="http://schemas.microsoft.com/office/drawing/2014/chartex" xmlns:cx1="http://schemas.microsoft.com/office/drawing/2015/9/8/chartex" xmlns:cx2="http://schemas.microsoft.com/office/drawing/2015/10/21/chartex" xmlns:cx3="http://schemas.microsoft.com/office/drawing/2016/5/9/chartex" xmlns:cx4="http://schemas.microsoft.com/office/drawing/2016/5/10/chartex" xmlns:cx5="http://schemas.microsoft.com/office/drawing/2016/5/11/chartex" xmlns:cx6="http://schemas.microsoft.com/office/drawing/2016/5/12/chartex" xmlns:cx7="http://schemas.microsoft.com/office/drawing/2016/5/13/chartex" xmlns:cx8="http://schemas.microsoft.com/office/drawing/2016/5/14/chartex" xmlns:mc="http://schemas.openxmlformats.org/markup-compatibility/2006" xmlns:aink="http://schemas.microsoft.com/office/drawing/2016/ink" xmlns:am3d="http://schemas.microsoft.com/office/drawing/2017/model3d" xmlns:o="urn:schemas-microsoft-com:office:office" xmlns:oel="http://schemas.microsoft.com/office/2019/extlst" xmlns:r="http://schemas.openxmlformats.org/officeDocument/2006/relationships" xmlns:m="http://schemas.openxmlformats.org/officeDocument/2006/math" xmlns:v="urn:schemas-microsoft-com:vml" xmlns:wp14="http://schemas.microsoft.com/office/word/2010/wordprocessingDrawing" xmlns:wp="http://schemas.openxmlformats.org/drawingml/2006/wordprocessingDrawing" xmlns:w10="urn:schemas-microsoft-com:office:word" xmlns:w="http://schemas.openxmlformats.org/wordprocessingml/2006/main" xmlns:w14="http://schemas.microsoft.com/office/word/2010/wordml" xmlns:w15="http://schemas.microsoft.com/office/word/2012/wordml" xmlns:w16cex="http://schemas.microsoft.com/office/word/2018/wordml/cex" xmlns:w16cid="http://schemas.microsoft.com/office/word/2016/wordml/cid" xmlns:w16="http://schemas.microsoft.com/office/word/2018/wordml" xmlns:w16sdtdh="http://schemas.microsoft.com/office/word/2020/wordml/sdtdatahash" xmlns:w16se="http://schemas.microsoft.com/office/word/2015/wordml/symex" xmlns:wpg="http://schemas.microsoft.com/office/word/2010/wordprocessingGroup" xmlns:wpi="http://schemas.microsoft.com/office/word/2010/wordprocessingInk" xmlns:wne="http://schemas.microsoft.com/office/word/2006/wordml" xmlns:wps="http://schemas.microsoft.com/office/word/2010/wordprocessingShape" mc:Ignorable="w14 w15 w16se w16cid w16 w16cex w16sdtdh wp14">
+<w:numbering xmlns:wpc="http://schemas.microsoft.com/office/word/2010/wordprocessingCanvas" xmlns:cx="http://schemas.microsoft.com/office/drawing/2014/chartex" xmlns:cx1="http://schemas.microsoft.com/office/drawing/2015/9/8/chartex" xmlns:cx2="http://schemas.microsoft.com/office/drawing/2015/10/21/chartex" xmlns:cx3="http://schemas.microsoft.com/office/drawing/2016/5/9/chartex" xmlns:cx4="http://schemas.microsoft.com/office/drawing/2016/5/10/chartex" xmlns:cx5="http://schemas.microsoft.com/office/drawing/2016/5/11/chartex" xmlns:cx6="http://schemas.microsoft.com/office/drawing/2016/5/12/chartex" xmlns:cx7="http://schemas.microsoft.com/office/drawing/2016/5/13/chartex" xmlns:cx8="http://schemas.microsoft.com/office/drawing/2016/5/14/chartex" xmlns:mc="http://schemas.openxmlformats.org/markup-compatibility/2006" xmlns:aink="http://schemas.microsoft.com/office/drawing/2016/ink" xmlns:am3d="http://schemas.microsoft.com/office/drawing/2017/model3d" xmlns:o="urn:schemas-microsoft-com:office:office" xmlns:oel="http://schemas.microsoft.com/office/2019/extlst" xmlns:r="http://schemas.openxmlformats.org/officeDocument/2006/relationships" xmlns:m="http://schemas.openxmlformats.org/officeDocument/2006/math" xmlns:v="urn:schemas-microsoft-com:vml" xmlns:wp14="http://schemas.microsoft.com/office/word/2010/wordprocessingDrawing" xmlns:wp="http://schemas.openxmlformats.org/drawingml/2006/wordprocessingDrawing" xmlns:w10="urn:schemas-microsoft-com:office:word" xmlns:w="http://schemas.openxmlformats.org/wordprocessingml/2006/main" xmlns:w14="http://schemas.microsoft.com/office/word/2010/wordml" xmlns:w15="http://schemas.microsoft.com/office/word/2012/wordml" xmlns:w16cex="http://schemas.microsoft.com/office/word/2018/wordml/cex" xmlns:w16cid="http://schemas.microsoft.com/office/word/2016/wordml/cid" xmlns:w16="http://schemas.microsoft.com/office/word/2018/wordml" xmlns:w16du="http://schemas.microsoft.com/office/word/2023/wordml/word16du" xmlns:w16sdtdh="http://schemas.microsoft.com/office/word/2020/wordml/sdtdatahash" xmlns:w16sdtfl="http://schemas.microsoft.com/office/word/2024/wordml/sdtformatlock" xmlns:w16se="http://schemas.microsoft.com/office/word/2015/wordml/symex" xmlns:wpg="http://schemas.microsoft.com/office/word/2010/wordprocessingGroup" xmlns:wpi="http://schemas.microsoft.com/office/word/2010/wordprocessingInk" xmlns:wne="http://schemas.microsoft.com/office/word/2006/wordml" xmlns:wps="http://schemas.microsoft.com/office/word/2010/wordprocessingShape" mc:Ignorable="w14 w15 w16se w16cid w16 w16cex w16sdtdh w16sdtfl w16du wp14">
   <w:abstractNum w:abstractNumId="0" w15:restartNumberingAfterBreak="0">
     <w:nsid w:val="FFFFFF7C"/>
     <w:multiLevelType w:val="singleLevel"/>
@@ -461,7 +806,7 @@
 </file>
 
 <file path=word/styles.xml><?xml version="1.0" encoding="utf-8"?>
-<w:styles xmlns:mc="http://schemas.openxmlformats.org/markup-compatibility/2006" xmlns:r="http://schemas.openxmlformats.org/officeDocument/2006/relationships" xmlns:w="http://schemas.openxmlformats.org/wordprocessingml/2006/main" xmlns:w14="http://schemas.microsoft.com/office/word/2010/wordml" xmlns:w15="http://schemas.microsoft.com/office/word/2012/wordml" xmlns:w16cex="http://schemas.microsoft.com/office/word/2018/wordml/cex" xmlns:w16cid="http://schemas.microsoft.com/office/word/2016/wordml/cid" xmlns:w16="http://schemas.microsoft.com/office/word/2018/wordml" xmlns:w16sdtdh="http://schemas.microsoft.com/office/word/2020/wordml/sdtdatahash" xmlns:w16se="http://schemas.microsoft.com/office/word/2015/wordml/symex" mc:Ignorable="w14 w15 w16se w16cid w16 w16cex w16sdtdh">
+<w:styles xmlns:mc="http://schemas.openxmlformats.org/markup-compatibility/2006" xmlns:r="http://schemas.openxmlformats.org/officeDocument/2006/relationships" xmlns:w="http://schemas.openxmlformats.org/wordprocessingml/2006/main" xmlns:w14="http://schemas.microsoft.com/office/word/2010/wordml" xmlns:w15="http://schemas.microsoft.com/office/word/2012/wordml" xmlns:w16cex="http://schemas.microsoft.com/office/word/2018/wordml/cex" xmlns:w16cid="http://schemas.microsoft.com/office/word/2016/wordml/cid" xmlns:w16="http://schemas.microsoft.com/office/word/2018/wordml" xmlns:w16du="http://schemas.microsoft.com/office/word/2023/wordml/word16du" xmlns:w16sdtdh="http://schemas.microsoft.com/office/word/2020/wordml/sdtdatahash" xmlns:w16sdtfl="http://schemas.microsoft.com/office/word/2024/wordml/sdtformatlock" xmlns:w16se="http://schemas.microsoft.com/office/word/2015/wordml/symex" mc:Ignorable="w14 w15 w16se w16cid w16 w16cex w16sdtdh w16sdtfl w16du">
   <w:docDefaults>
     <w:rPrDefault>
       <w:rPr>
@@ -1219,7 +1564,7 @@
     <w:link w:val="TitleChar"/>
     <w:uiPriority w:val="10"/>
     <w:qFormat/>
-    <w:rsid w:val="007106C8"/>
+    <w:rsid w:val="00E854FA"/>
     <w:pPr>
       <w:spacing w:after="300" w:line="240" w:lineRule="auto"/>
       <w:contextualSpacing/>
@@ -1229,7 +1574,7 @@
       <w:rFonts w:eastAsiaTheme="majorEastAsia" w:cstheme="majorBidi"/>
       <w:spacing w:val="5"/>
       <w:kern w:val="28"/>
-      <w:sz w:val="52"/>
+      <w:sz w:val="40"/>
       <w:szCs w:val="52"/>
       <w:lang w:val="sv-SE" w:eastAsia="en-US" w:bidi="ar-SA"/>
     </w:rPr>
@@ -1239,12 +1584,12 @@
     <w:basedOn w:val="DefaultParagraphFont"/>
     <w:link w:val="Title"/>
     <w:uiPriority w:val="10"/>
-    <w:rsid w:val="007106C8"/>
+    <w:rsid w:val="00E854FA"/>
     <w:rPr>
       <w:rFonts w:ascii="Times New Roman" w:eastAsiaTheme="majorEastAsia" w:hAnsi="Times New Roman" w:cstheme="majorBidi"/>
       <w:spacing w:val="5"/>
       <w:kern w:val="28"/>
-      <w:sz w:val="52"/>
+      <w:sz w:val="40"/>
       <w:szCs w:val="52"/>
       <w:lang w:val="sv-SE" w:eastAsia="en-US" w:bidi="ar-SA"/>
     </w:rPr>

--- a/tillsyn/A 11088-2026 tillsynsbegäran.docx
+++ b/tillsyn/A 11088-2026 tillsynsbegäran.docx
@@ -590,7 +590,7 @@
     <w:r>
       <w:tab/>
       <w:tab/>
-      <w:t>2026-06-18</w:t>
+      <w:t>2026-06-19</w:t>
       <w:br/>
       <w:br/>
     </w:r>

--- a/tillsyn/A 11088-2026 tillsynsbegäran.docx
+++ b/tillsyn/A 11088-2026 tillsynsbegäran.docx
@@ -590,7 +590,7 @@
     <w:r>
       <w:tab/>
       <w:tab/>
-      <w:t>2026-06-19</w:t>
+      <w:t>2026-06-20</w:t>
       <w:br/>
       <w:br/>
     </w:r>

--- a/tillsyn/A 11088-2026 tillsynsbegäran.docx
+++ b/tillsyn/A 11088-2026 tillsynsbegäran.docx
@@ -12,10 +12,7 @@
     </w:p>
     <w:p>
       <w:r>
-        <w:t>Detta dokument behandlar höga naturvärden i avverkningsanmälan A 11088-2026 i Gävle kommun som inkom 2026-02-26 och omfattar 3,8 ha.</w:t>
-      </w:r>
-      <w:r>
-        <w:t xml:space="preserve"> I Figur 1 visas fyndplatser för naturvårdsarter i området, som finns registrerade på Artportalen.</w:t>
+        <w:t>Denna tillsynsbegäran behandlar höga naturvärden i avverkningsanmälan A 11088-2026 i Gävle kommun som inkom 2026-02-26 och omfattar 3,8 ha.</w:t>
       </w:r>
     </w:p>
     <w:p>
@@ -63,7 +60,20 @@
         <w:spacing w:after="240"/>
       </w:pPr>
       <w:r>
-        <w:t>Figur 1. Fyndplatser för naturvårdsarter i och inom 17 meter från avverkningsanmälan (röd linje). Inom parentes anges rödlistekategorier, S för signalarter, Tför typiska arter och fridlysningsparagrafer i artskyddsförordningen.Markörer utan svart kant är placerade på fyndplatsen. Markörer med svart kant är placerade vid sidan av fyndplatsen och har ett svart streck som visar fyndplatsens exakta position. Kartans mittpunktskoordinat är N 6724100, E 603184 i SWEREF 99 TM.</w:t>
+        <w:t>Figur 1. Fyndplatser för naturvårdsarter i och inom 17 meter från avverkningsanmälan. Markörer utan svart kant är placerade på fyndplatsen. Markörer med svart kant är placerade vid sidan av fyndplatsen har ett svart streck som visar fyndplatsens exakta position. Kartans mittpunktskoordinat är N 6724100, E 603184 i SWEREF 99 TM.</w:t>
+      </w:r>
+    </w:p>
+    <w:p>
+      <w:r>
+        <w:t>I och inom 17 meter från avverkningsanmälan finns fynd av 9 naturvårdsarter, varav 7 är rödlistade, 7 är fridlysta och 1 är typisk (T): havstrut (EN, §4), gråtrut (VU, §4), duvhök (NT, §4), knytlingsäckmal (NT), rödvingetrast (NT, §4), slåtterfibbla (NT, T), talltita (NT, §4), havsörn (§4) och kråka (§4). Se Figur 1.</w:t>
+      </w:r>
+    </w:p>
+    <w:p>
+      <w:pPr>
+        <w:pStyle w:val="Heading1"/>
+      </w:pPr>
+      <w:r>
+        <w:t>Tillsynsbegäran</w:t>
       </w:r>
     </w:p>
     <w:p>
@@ -77,53 +87,16 @@
       </w:r>
     </w:p>
     <w:p>
-      <w:r>
-        <w:t>Nedan beskrivs fynd av naturvårdsarter och fridlysta arter som gjorts i det avverkningsanmälda området. I BILAGA 1 finns artfakta om fridlysta arter.</w:t>
-      </w:r>
-    </w:p>
-    <w:p>
       <w:pPr>
         <w:pStyle w:val="Heading1"/>
       </w:pPr>
       <w:r>
-        <w:t>Naturvårdsarter</w:t>
+        <w:t>Naturvårdsarter och fridlysta arter</w:t>
       </w:r>
     </w:p>
     <w:p>
       <w:r>
-        <w:t>I och inom 17 meter från avverkningsanmälan har följande 9 naturvårdsarter hittats: havstrut (EN, §4), gråtrut (VU, §4), duvhök (NT, §4), knytlingsäckmal (NT), rödvingetrast (NT, §4), slåtterfibbla (NT, T), talltita (NT, §4), havsörn (§4) och kråka (§4). Av dessa är 7 rödlistade. För rödlistade arter har rödlistekategorin angivits inom parentes. Typiska arter inom Natura 2000 som är kopplade till skogsekosystem har markerats med (T). För fridlysta arter anges även paragrafen i Artskyddsförordningen som arten är fridlyst enligt.</w:t>
-      </w:r>
-    </w:p>
-    <w:p>
-      <w:r>
-        <w:t>De påträffade naturvårdsarterna är ett tydligt kvitto på att det rör sig om en skog med höga naturvärden.</w:t>
-      </w:r>
-    </w:p>
-    <w:p>
-      <w:pPr>
-        <w:pStyle w:val="Heading2"/>
-      </w:pPr>
-      <w:r>
-        <w:t>Fridlysta arter</w:t>
-      </w:r>
-    </w:p>
-    <w:p>
-      <w:r>
-        <w:t>Följande fridlysta arter har sina livsmiljöer och växtplatser i den avverkningsanmälda skogen: havstrut (EN, §4), gråtrut (VU, §4), duvhök (NT, §4), rödvingetrast (NT, §4), talltita (NT, §4), havsörn (§4) och kråka (§4).</w:t>
-      </w:r>
-    </w:p>
-    <w:p>
-      <w:r>
-        <w:t xml:space="preserve">Observera att medlemsländerna är skyldiga att agera i enlighet med EU:s fågeldirektiv där det uttryckligen står att direktivet gäller för fåglar samt för deras ägg, bon och </w:t>
-      </w:r>
-      <w:r>
-        <w:rPr>
-          <w:b/>
-        </w:rPr>
-        <w:t xml:space="preserve">livsmiljöer </w:t>
-      </w:r>
-      <w:r>
-        <w:t>(artikel 1). Vidare att de åtgärder som vidtas inte får leda till en försämring av den nuvarande situationen beträffande bevarandet av de fågelarter som avses i artikel 1 (artikel 13). Fågeldirektivet är styrande för tillsynsansvariga myndigheters ärendehantering, ställningstaganden och beslutsfattande.</w:t>
+        <w:t>Nedan följer beskrivningar av de naturvårdsarter och fridlysta arter som har sina livsmiljöer och växtplatser i den avverkningsanmälda skogen. Se även ytterligare artfakta i BILAGA 1. De påträffade naturvårdsarterna är ett tydligt kvitto på att det rör sig om en skog med höga naturvärden.</w:t>
       </w:r>
     </w:p>
     <w:p>
@@ -135,41 +108,6 @@
       </w:r>
       <w:r>
         <w:t>, som är rödlistad som nära hotad, har minskat med 15 (0–30) % under de senaste 18 åren och minskningstakten för den svenska populationen bedöms vara nära gränsvärdet för sårbar (VU). Arten är starkt bunden till skogsmark och jagar helst inne i äldre skog. Den missgynnas av stora hyggen och täta planteringar. De gamla fåglarna är i huvudsak stationära i sina revir och boet läggs inne i tät, oftast äldre skog. Kantzoner mot öppen mark undviks och duvhöken, som är beroende av insynsskyddade boplatser, är därför känsligare för slutavverkning än flera andra rovfåglar. Friställande av boträd eller avverkning så att boplatsen blir exponerad mot öppen mark, medför att platsen överges. Eftersom duvhöken helst häckar i gammal skog, är dess häckningsplatser i princip alltid mer eller mindre hotade av skogsbruk och avverkningar (SLU Artdatabanken, 2026; Skogsstyrelsen 2016).</w:t>
-      </w:r>
-    </w:p>
-    <w:p>
-      <w:r>
-        <w:rPr>
-          <w:b/>
-        </w:rPr>
-        <w:t>Havsörn (§4)</w:t>
-      </w:r>
-      <w:r>
-        <w:t xml:space="preserve"> omfattas av bilaga 1 EU:s fågeldirektiv. Skyddandet av befintliga bon måste upprätthållas och i samband med skogsavverkning bör en skyddszon på minst 100 meters radie runt boplatsen lämnas intakt. Under häckningsperioden (1 januari till 15 augusti) är havsörnen störningskänslig och inga skogsbruksåtgärder eller annan störande verksamhet får förekomma närmare än 500 m från boet under den tiden. För att åstadkomma en succession av lämpliga boträd för kommande generationer av havsörnar behöver ett betydligt större antal s.k. evighetsträd sparas vid avverkningar redan idag (SLU Artdatabanken, 2026; Skogsstyrelsen, 2016).</w:t>
-      </w:r>
-    </w:p>
-    <w:p>
-      <w:r>
-        <w:rPr>
-          <w:b/>
-        </w:rPr>
-        <w:t>Talltita (NT, §4)</w:t>
-      </w:r>
-      <w:r>
-        <w:t>, rödlistad som nära hotad och prioriterad art i Skogsvårdslagen, har häckningsrevir i anmälan. Arten har minskat kraftigt de senaste 30 åren och minskningstakten innevarande 10-årsperiod beräknas till 20 (10–30) %. Talltitan är synnerligen trogen sitt cirka 15 hektar stora revir och är beroende av flerskiktade olikåldriga skogar för att kunna föda upp sina ungar. Talltitan försvinner om dess livsmiljö kalavverkas (Eggers &amp; Low, 2014; Ekman, 1979; Griesser et al, 2007; Klein, 2020; Siffczyk et al, 2003; SLU Artdatabanken, 2021).</w:t>
-      </w:r>
-    </w:p>
-    <w:p>
-      <w:r>
-        <w:t>I BILAGA 1 finns mer detaljerad information om ekologi samt krav på livsmiljö hos fridlysta arter.</w:t>
-      </w:r>
-    </w:p>
-    <w:p>
-      <w:pPr>
-        <w:pStyle w:val="Heading2"/>
-      </w:pPr>
-      <w:r>
-        <w:t>Övriga naturvårdsarter</w:t>
       </w:r>
     </w:p>
     <w:p>
@@ -199,6 +137,50 @@
       </w:r>
       <w:r>
         <w:t>(SLU Artdatabanken, 2025).</w:t>
+      </w:r>
+    </w:p>
+    <w:p>
+      <w:r>
+        <w:rPr>
+          <w:b/>
+        </w:rPr>
+        <w:t>Talltita (NT, §4)</w:t>
+      </w:r>
+      <w:r>
+        <w:t>, rödlistad som nära hotad och prioriterad art i Skogsvårdslagen, har häckningsrevir i anmälan. Arten har minskat kraftigt de senaste 30 åren och minskningstakten innevarande 10-årsperiod beräknas till 20 (10–30) %. Talltitan är synnerligen trogen sitt cirka 15 hektar stora revir och är beroende av flerskiktade olikåldriga skogar för att kunna föda upp sina ungar. Talltitan försvinner om dess livsmiljö kalavverkas (Eggers &amp; Low, 2014; Ekman, 1979; Griesser et al, 2007; Klein, 2020; Siffczyk et al, 2003; SLU Artdatabanken, 2021).</w:t>
+      </w:r>
+    </w:p>
+    <w:p>
+      <w:r>
+        <w:rPr>
+          <w:b/>
+        </w:rPr>
+        <w:t>Havsörn (§4)</w:t>
+      </w:r>
+      <w:r>
+        <w:t xml:space="preserve"> omfattas av bilaga 1 EU:s fågeldirektiv. Skyddandet av befintliga bon måste upprätthållas och i samband med skogsavverkning bör en skyddszon på minst 100 meters radie runt boplatsen lämnas intakt. Under häckningsperioden (1 januari till 15 augusti) är havsörnen störningskänslig och inga skogsbruksåtgärder eller annan störande verksamhet får förekomma närmare än 500 m från boet under den tiden. För att åstadkomma en succession av lämpliga boträd för kommande generationer av havsörnar behöver ett betydligt större antal s.k. evighetsträd sparas vid avverkningar redan idag (SLU Artdatabanken, 2026; Skogsstyrelsen, 2016).</w:t>
+      </w:r>
+    </w:p>
+    <w:p>
+      <w:pPr>
+        <w:pStyle w:val="Heading1"/>
+      </w:pPr>
+      <w:r>
+        <w:t>EU:s fågeldirektiv</w:t>
+      </w:r>
+    </w:p>
+    <w:p>
+      <w:r>
+        <w:t xml:space="preserve">Europeiska unionens medlemsländer är skyldiga att agera i enlighet med EU:s fågeldirektiv där det uttryckligen står att direktivet gäller för fåglar samt för deras ägg, bon och </w:t>
+      </w:r>
+      <w:r>
+        <w:rPr>
+          <w:b/>
+        </w:rPr>
+        <w:t xml:space="preserve">livsmiljöer </w:t>
+      </w:r>
+      <w:r>
+        <w:t>(artikel 1). Vidare att de åtgärder som vidtas inte får leda till en försämring av den nuvarande situationen beträffande bevarandet av de fågelarter som avses i artikel 1 (artikel 13). Fågeldirektivet är styrande för tillsynsansvariga myndigheters ärendehantering, ställningstaganden och beslutsfattande.</w:t>
       </w:r>
     </w:p>
     <w:p>
@@ -262,70 +244,6 @@
       </w:r>
       <w:r>
         <w:t>https://www.skogsstyrelsen.se/globalassets/lag-och-tillsyn/artskydd/vagledningar-for-hansyn-till-faglar/duvhok-vagledning-hansyn2.pdf</w:t>
-      </w:r>
-    </w:p>
-    <w:p>
-      <w:r>
-        <w:t xml:space="preserve">SLU Artdatabanken, 2026. </w:t>
-      </w:r>
-      <w:r>
-        <w:rPr>
-          <w:i/>
-        </w:rPr>
-        <w:t xml:space="preserve">Artfaktablad. Naturvård – artfakta. </w:t>
-      </w:r>
-      <w:r>
-        <w:t>SLU Artdatabanken, Uppsala</w:t>
-      </w:r>
-    </w:p>
-    <w:p>
-      <w:pPr>
-        <w:pStyle w:val="Heading1"/>
-      </w:pPr>
-      <w:r>
-        <w:t>Havsörn – ekologi samt krav på livsmiljön</w:t>
-      </w:r>
-    </w:p>
-    <w:p>
-      <w:r>
-        <w:t>Havsörn är fridlyst enligt 4§ artskyddsförordningen och upptagen i bilaga 1 EU:s fågeldirektiv. Havsörnen häckar i anslutning till skärgårdar, kuster, sjöar och vattendrag, ofta på öar men ibland även ganska långt från vatten. I svenska kustområden varierar medelavståndet mellan etablerade par från ca 13 km till under 5 km, mest beroende på bytestillgänglighet; minsta avstånd mellan samtidigt bebodda bon i vårt land är ca 1,5 km. Ofta har ett havsörnspar flera olika bon som kan användas omväxlande (SLU Artdatabanken, 2026; Skogsstyrelsen, 2016).</w:t>
-      </w:r>
-    </w:p>
-    <w:p>
-      <w:r>
-        <w:t>Boet byggs nästan uteslutande i träd, oftast tallar. Häckar sällsynt även på klipphyllor eller direkt på marken. Boet placeras oftast i trädets övre del och kan bli mycket stort, vilket ställer stora krav på boträdet. Trädet måste ha en stark, bärande krona med lämpliga grova grenar, vilket utvecklas först när trädet har uppnått en hög ålder. Genomsnittsåldern hos botallar vid svenska Ostkusten under 1970- och 80-talet var 160 år (från 100 till 350 år) men har sannolikt redan nu sjunkit betydligt genom en brist på gamla träd. Frekvensen nybyggda bon i för svaga träd där boet rasat under häckningen har ökat markant under senare år i Syd- och Mellansverige. I Lappland var boträden i snitt 350 år (200 – ca 600 år). Mot bakgrund av de lägsta uppmätta åldrarna hos dessa fungerande boträd utgör den sjunkande omloppstiden vid slutavverkningar i Sverige ett hot – det kommer inte att räcka med att spara överståndare vid slutavverkningar av kanske högst 70-åriga bestånd i framtiden (SLU Artdatabanken, 2026; Skogsstyrelsen, 2016).</w:t>
-      </w:r>
-    </w:p>
-    <w:p>
-      <w:r>
-        <w:t>Skyddandet av befintliga bon måste upprätthållas och i samband med skogsavverkning ska befintliga boträd sparas med en lämpligt avgränsad skyddszon runtom. Vid slutavverkning bör en skyddszon på 100 meters radie runt boplatsen lämnas intakt. Under häckningsperioden (1 januari till 15 augusti) är havsörnen störningskänslig och inga skogsbruksåtgärder eller annan störande verksamhet får förekomma närmare än 500 m från boet under den tiden. (SLU Artdatabanken, 2026; Skogsstyrelsen, 2016).</w:t>
-      </w:r>
-    </w:p>
-    <w:p>
-      <w:r>
-        <w:t>För att garantera möjligheter till häckning även i framtiden bör ett nätverk av häckningsområden skyddas inom artens hela naturliga utbredningsområde i landet. Havsörnen är upptagen bland de arter som enligt fågeldirektivet/habitatdirektivet har ett sådant gemenskapsintresse inom EU att särskilda skydds- eller bevarandeområden behöver utses (Miljöbalken, Bilagan till Artskyddsförordningen 1998:179, reviderad 2001). Arten är beroende av grova träd för placering av sina stora risbon och detta kan bli en begränsande faktor kommande 30 år (tre generationer). För att åstadkomma en succession av lämpliga boträd för kommande generationer av havsörnar behöver ett betydligt större antal s.k. evighetsträd sparas vid avverkningar redan idag. (SLU Artdatabanken, 2026).</w:t>
-      </w:r>
-    </w:p>
-    <w:p>
-      <w:pPr>
-        <w:pStyle w:val="Heading2"/>
-      </w:pPr>
-      <w:r>
-        <w:t>Referenser – havsörn</w:t>
-      </w:r>
-    </w:p>
-    <w:p>
-      <w:r>
-        <w:t xml:space="preserve">Skogsstyrelsen, 2016. </w:t>
-      </w:r>
-      <w:r>
-        <w:rPr>
-          <w:i/>
-        </w:rPr>
-        <w:t xml:space="preserve">Vägledning för hänsyn till havsörn. </w:t>
-      </w:r>
-      <w:r>
-        <w:t>Vägledningar och kunskapsstöd artskydd – Skogsstyrelsen</w:t>
       </w:r>
     </w:p>
     <w:p>
@@ -462,6 +380,70 @@
         <w:t>SLU Artdatabanken, Uppsala</w:t>
       </w:r>
     </w:p>
+    <w:p>
+      <w:pPr>
+        <w:pStyle w:val="Heading1"/>
+      </w:pPr>
+      <w:r>
+        <w:t>Havsörn – ekologi samt krav på livsmiljön</w:t>
+      </w:r>
+    </w:p>
+    <w:p>
+      <w:r>
+        <w:t>Havsörn är fridlyst enligt 4§ artskyddsförordningen och upptagen i bilaga 1 EU:s fågeldirektiv. Havsörnen häckar i anslutning till skärgårdar, kuster, sjöar och vattendrag, ofta på öar men ibland även ganska långt från vatten. I svenska kustområden varierar medelavståndet mellan etablerade par från ca 13 km till under 5 km, mest beroende på bytestillgänglighet; minsta avstånd mellan samtidigt bebodda bon i vårt land är ca 1,5 km. Ofta har ett havsörnspar flera olika bon som kan användas omväxlande (SLU Artdatabanken, 2026; Skogsstyrelsen, 2016).</w:t>
+      </w:r>
+    </w:p>
+    <w:p>
+      <w:r>
+        <w:t>Boet byggs nästan uteslutande i träd, oftast tallar. Häckar sällsynt även på klipphyllor eller direkt på marken. Boet placeras oftast i trädets övre del och kan bli mycket stort, vilket ställer stora krav på boträdet. Trädet måste ha en stark, bärande krona med lämpliga grova grenar, vilket utvecklas först när trädet har uppnått en hög ålder. Genomsnittsåldern hos botallar vid svenska Ostkusten under 1970- och 80-talet var 160 år (från 100 till 350 år) men har sannolikt redan nu sjunkit betydligt genom en brist på gamla träd. Frekvensen nybyggda bon i för svaga träd där boet rasat under häckningen har ökat markant under senare år i Syd- och Mellansverige. I Lappland var boträden i snitt 350 år (200 – ca 600 år). Mot bakgrund av de lägsta uppmätta åldrarna hos dessa fungerande boträd utgör den sjunkande omloppstiden vid slutavverkningar i Sverige ett hot – det kommer inte att räcka med att spara överståndare vid slutavverkningar av kanske högst 70-åriga bestånd i framtiden (SLU Artdatabanken, 2026; Skogsstyrelsen, 2016).</w:t>
+      </w:r>
+    </w:p>
+    <w:p>
+      <w:r>
+        <w:t>Skyddandet av befintliga bon måste upprätthållas och i samband med skogsavverkning ska befintliga boträd sparas med en lämpligt avgränsad skyddszon runtom. Vid slutavverkning bör en skyddszon på 100 meters radie runt boplatsen lämnas intakt. Under häckningsperioden (1 januari till 15 augusti) är havsörnen störningskänslig och inga skogsbruksåtgärder eller annan störande verksamhet får förekomma närmare än 500 m från boet under den tiden. (SLU Artdatabanken, 2026; Skogsstyrelsen, 2016).</w:t>
+      </w:r>
+    </w:p>
+    <w:p>
+      <w:r>
+        <w:t>För att garantera möjligheter till häckning även i framtiden bör ett nätverk av häckningsområden skyddas inom artens hela naturliga utbredningsområde i landet. Havsörnen är upptagen bland de arter som enligt fågeldirektivet/habitatdirektivet har ett sådant gemenskapsintresse inom EU att särskilda skydds- eller bevarandeområden behöver utses (Miljöbalken, Bilagan till Artskyddsförordningen 1998:179, reviderad 2001). Arten är beroende av grova träd för placering av sina stora risbon och detta kan bli en begränsande faktor kommande 30 år (tre generationer). För att åstadkomma en succession av lämpliga boträd för kommande generationer av havsörnar behöver ett betydligt större antal s.k. evighetsträd sparas vid avverkningar redan idag. (SLU Artdatabanken, 2026).</w:t>
+      </w:r>
+    </w:p>
+    <w:p>
+      <w:pPr>
+        <w:pStyle w:val="Heading2"/>
+      </w:pPr>
+      <w:r>
+        <w:t>Referenser – havsörn</w:t>
+      </w:r>
+    </w:p>
+    <w:p>
+      <w:r>
+        <w:t xml:space="preserve">Skogsstyrelsen, 2016. </w:t>
+      </w:r>
+      <w:r>
+        <w:rPr>
+          <w:i/>
+        </w:rPr>
+        <w:t xml:space="preserve">Vägledning för hänsyn till havsörn. </w:t>
+      </w:r>
+      <w:r>
+        <w:t>Vägledningar och kunskapsstöd artskydd – Skogsstyrelsen</w:t>
+      </w:r>
+    </w:p>
+    <w:p>
+      <w:r>
+        <w:t xml:space="preserve">SLU Artdatabanken, 2026. </w:t>
+      </w:r>
+      <w:r>
+        <w:rPr>
+          <w:i/>
+        </w:rPr>
+        <w:t xml:space="preserve">Artfaktablad. Naturvård – artfakta. </w:t>
+      </w:r>
+      <w:r>
+        <w:t>SLU Artdatabanken, Uppsala</w:t>
+      </w:r>
+    </w:p>
     <w:sectPr>
       <w:headerReference w:type="even" r:id="rId8"/>
       <w:headerReference w:type="default" r:id="rId9"/>
@@ -590,7 +572,7 @@
     <w:r>
       <w:tab/>
       <w:tab/>
-      <w:t>2026-06-20</w:t>
+      <w:t>2026-06-21</w:t>
       <w:br/>
       <w:br/>
     </w:r>

--- a/tillsyn/A 11088-2026 tillsynsbegäran.docx
+++ b/tillsyn/A 11088-2026 tillsynsbegäran.docx
@@ -572,7 +572,7 @@
     <w:r>
       <w:tab/>
       <w:tab/>
-      <w:t>2026-06-21</w:t>
+      <w:t>2026-06-22</w:t>
       <w:br/>
       <w:br/>
     </w:r>

--- a/tillsyn/A 11088-2026 tillsynsbegäran.docx
+++ b/tillsyn/A 11088-2026 tillsynsbegäran.docx
@@ -572,7 +572,7 @@
     <w:r>
       <w:tab/>
       <w:tab/>
-      <w:t>2026-06-22</w:t>
+      <w:t>2026-06-23</w:t>
       <w:br/>
       <w:br/>
     </w:r>

--- a/tillsyn/A 11088-2026 tillsynsbegäran.docx
+++ b/tillsyn/A 11088-2026 tillsynsbegäran.docx
@@ -572,7 +572,7 @@
     <w:r>
       <w:tab/>
       <w:tab/>
-      <w:t>2026-06-23</w:t>
+      <w:t>2026-06-24</w:t>
       <w:br/>
       <w:br/>
     </w:r>

--- a/tillsyn/A 11088-2026 tillsynsbegäran.docx
+++ b/tillsyn/A 11088-2026 tillsynsbegäran.docx
@@ -572,7 +572,7 @@
     <w:r>
       <w:tab/>
       <w:tab/>
-      <w:t>2026-06-24</w:t>
+      <w:t>2026-06-25</w:t>
       <w:br/>
       <w:br/>
     </w:r>

--- a/tillsyn/A 11088-2026 tillsynsbegäran.docx
+++ b/tillsyn/A 11088-2026 tillsynsbegäran.docx
@@ -572,7 +572,7 @@
     <w:r>
       <w:tab/>
       <w:tab/>
-      <w:t>2026-06-25</w:t>
+      <w:t>2026-06-26</w:t>
       <w:br/>
       <w:br/>
     </w:r>

--- a/tillsyn/A 11088-2026 tillsynsbegäran.docx
+++ b/tillsyn/A 11088-2026 tillsynsbegäran.docx
@@ -572,7 +572,7 @@
     <w:r>
       <w:tab/>
       <w:tab/>
-      <w:t>2026-06-26</w:t>
+      <w:t>2026-06-27</w:t>
       <w:br/>
       <w:br/>
     </w:r>

--- a/tillsyn/A 11088-2026 tillsynsbegäran.docx
+++ b/tillsyn/A 11088-2026 tillsynsbegäran.docx
@@ -572,7 +572,7 @@
     <w:r>
       <w:tab/>
       <w:tab/>
-      <w:t>2026-06-27</w:t>
+      <w:t>2026-06-28</w:t>
       <w:br/>
       <w:br/>
     </w:r>

--- a/tillsyn/A 11088-2026 tillsynsbegäran.docx
+++ b/tillsyn/A 11088-2026 tillsynsbegäran.docx
@@ -572,7 +572,7 @@
     <w:r>
       <w:tab/>
       <w:tab/>
-      <w:t>2026-06-28</w:t>
+      <w:t>2026-06-29</w:t>
       <w:br/>
       <w:br/>
     </w:r>

--- a/tillsyn/A 11088-2026 tillsynsbegäran.docx
+++ b/tillsyn/A 11088-2026 tillsynsbegäran.docx
@@ -572,7 +572,7 @@
     <w:r>
       <w:tab/>
       <w:tab/>
-      <w:t>2026-06-29</w:t>
+      <w:t>2026-06-30</w:t>
       <w:br/>
       <w:br/>
     </w:r>

--- a/tillsyn/A 11088-2026 tillsynsbegäran.docx
+++ b/tillsyn/A 11088-2026 tillsynsbegäran.docx
@@ -572,7 +572,7 @@
     <w:r>
       <w:tab/>
       <w:tab/>
-      <w:t>2026-06-30</w:t>
+      <w:t>2026-07-01</w:t>
       <w:br/>
       <w:br/>
     </w:r>

--- a/tillsyn/A 11088-2026 tillsynsbegäran.docx
+++ b/tillsyn/A 11088-2026 tillsynsbegäran.docx
@@ -572,7 +572,7 @@
     <w:r>
       <w:tab/>
       <w:tab/>
-      <w:t>2026-07-01</w:t>
+      <w:t>2026-07-02</w:t>
       <w:br/>
       <w:br/>
     </w:r>

--- a/tillsyn/A 11088-2026 tillsynsbegäran.docx
+++ b/tillsyn/A 11088-2026 tillsynsbegäran.docx
@@ -572,7 +572,7 @@
     <w:r>
       <w:tab/>
       <w:tab/>
-      <w:t>2026-07-13</w:t>
+      <w:t>2026-07-14</w:t>
       <w:br/>
       <w:br/>
     </w:r>

--- a/tillsyn/A 11088-2026 tillsynsbegäran.docx
+++ b/tillsyn/A 11088-2026 tillsynsbegäran.docx
@@ -572,7 +572,7 @@
     <w:r>
       <w:tab/>
       <w:tab/>
-      <w:t>2026-07-14</w:t>
+      <w:t>2026-07-15</w:t>
       <w:br/>
       <w:br/>
     </w:r>

--- a/tillsyn/A 11088-2026 tillsynsbegäran.docx
+++ b/tillsyn/A 11088-2026 tillsynsbegäran.docx
@@ -572,7 +572,7 @@
     <w:r>
       <w:tab/>
       <w:tab/>
-      <w:t>2026-07-15</w:t>
+      <w:t>2026-07-16</w:t>
       <w:br/>
       <w:br/>
     </w:r>

--- a/tillsyn/A 11088-2026 tillsynsbegäran.docx
+++ b/tillsyn/A 11088-2026 tillsynsbegäran.docx
@@ -572,7 +572,7 @@
     <w:r>
       <w:tab/>
       <w:tab/>
-      <w:t>2026-07-16</w:t>
+      <w:t>2026-07-17</w:t>
       <w:br/>
       <w:br/>
     </w:r>

--- a/tillsyn/A 11088-2026 tillsynsbegäran.docx
+++ b/tillsyn/A 11088-2026 tillsynsbegäran.docx
@@ -572,7 +572,7 @@
     <w:r>
       <w:tab/>
       <w:tab/>
-      <w:t>2026-07-17</w:t>
+      <w:t>2026-07-18</w:t>
       <w:br/>
       <w:br/>
     </w:r>

--- a/tillsyn/A 11088-2026 tillsynsbegäran.docx
+++ b/tillsyn/A 11088-2026 tillsynsbegäran.docx
@@ -572,7 +572,7 @@
     <w:r>
       <w:tab/>
       <w:tab/>
-      <w:t>2026-07-18</w:t>
+      <w:t>2026-07-19</w:t>
       <w:br/>
       <w:br/>
     </w:r>

--- a/tillsyn/A 11088-2026 tillsynsbegäran.docx
+++ b/tillsyn/A 11088-2026 tillsynsbegäran.docx
@@ -572,7 +572,7 @@
     <w:r>
       <w:tab/>
       <w:tab/>
-      <w:t>2026-07-19</w:t>
+      <w:t>2026-07-20</w:t>
       <w:br/>
       <w:br/>
     </w:r>

--- a/tillsyn/A 11088-2026 tillsynsbegäran.docx
+++ b/tillsyn/A 11088-2026 tillsynsbegäran.docx
@@ -572,7 +572,7 @@
     <w:r>
       <w:tab/>
       <w:tab/>
-      <w:t>2026-07-20</w:t>
+      <w:t>2026-07-21</w:t>
       <w:br/>
       <w:br/>
     </w:r>

--- a/tillsyn/A 11088-2026 tillsynsbegäran.docx
+++ b/tillsyn/A 11088-2026 tillsynsbegäran.docx
@@ -572,7 +572,7 @@
     <w:r>
       <w:tab/>
       <w:tab/>
-      <w:t>2026-07-21</w:t>
+      <w:t>2026-07-22</w:t>
       <w:br/>
       <w:br/>
     </w:r>

--- a/tillsyn/A 11088-2026 tillsynsbegäran.docx
+++ b/tillsyn/A 11088-2026 tillsynsbegäran.docx
@@ -572,7 +572,7 @@
     <w:r>
       <w:tab/>
       <w:tab/>
-      <w:t>2026-07-22</w:t>
+      <w:t>2026-07-23</w:t>
       <w:br/>
       <w:br/>
     </w:r>

--- a/tillsyn/A 11088-2026 tillsynsbegäran.docx
+++ b/tillsyn/A 11088-2026 tillsynsbegäran.docx
@@ -572,7 +572,7 @@
     <w:r>
       <w:tab/>
       <w:tab/>
-      <w:t>2026-07-23</w:t>
+      <w:t>2026-07-24</w:t>
       <w:br/>
       <w:br/>
     </w:r>

--- a/tillsyn/A 11088-2026 tillsynsbegäran.docx
+++ b/tillsyn/A 11088-2026 tillsynsbegäran.docx
@@ -572,7 +572,7 @@
     <w:r>
       <w:tab/>
       <w:tab/>
-      <w:t>2026-07-24</w:t>
+      <w:t>2026-07-25</w:t>
       <w:br/>
       <w:br/>
     </w:r>

--- a/tillsyn/A 11088-2026 tillsynsbegäran.docx
+++ b/tillsyn/A 11088-2026 tillsynsbegäran.docx
@@ -572,7 +572,7 @@
     <w:r>
       <w:tab/>
       <w:tab/>
-      <w:t>2026-07-25</w:t>
+      <w:t>2026-07-26</w:t>
       <w:br/>
       <w:br/>
     </w:r>

--- a/tillsyn/A 11088-2026 tillsynsbegäran.docx
+++ b/tillsyn/A 11088-2026 tillsynsbegäran.docx
@@ -572,7 +572,7 @@
     <w:r>
       <w:tab/>
       <w:tab/>
-      <w:t>2026-07-26</w:t>
+      <w:t>2026-07-27</w:t>
       <w:br/>
       <w:br/>
     </w:r>

--- a/tillsyn/A 11088-2026 tillsynsbegäran.docx
+++ b/tillsyn/A 11088-2026 tillsynsbegäran.docx
@@ -572,7 +572,7 @@
     <w:r>
       <w:tab/>
       <w:tab/>
-      <w:t>2026-07-27</w:t>
+      <w:t>2026-07-28</w:t>
       <w:br/>
       <w:br/>
     </w:r>

--- a/tillsyn/A 11088-2026 tillsynsbegäran.docx
+++ b/tillsyn/A 11088-2026 tillsynsbegäran.docx
@@ -572,7 +572,7 @@
     <w:r>
       <w:tab/>
       <w:tab/>
-      <w:t>2026-07-28</w:t>
+      <w:t>2026-07-29</w:t>
       <w:br/>
       <w:br/>
     </w:r>

--- a/tillsyn/A 11088-2026 tillsynsbegäran.docx
+++ b/tillsyn/A 11088-2026 tillsynsbegäran.docx
@@ -572,7 +572,7 @@
     <w:r>
       <w:tab/>
       <w:tab/>
-      <w:t>2026-07-29</w:t>
+      <w:t>2026-07-30</w:t>
       <w:br/>
       <w:br/>
     </w:r>

--- a/tillsyn/A 11088-2026 tillsynsbegäran.docx
+++ b/tillsyn/A 11088-2026 tillsynsbegäran.docx
@@ -572,7 +572,7 @@
     <w:r>
       <w:tab/>
       <w:tab/>
-      <w:t>2026-07-30</w:t>
+      <w:t>2026-07-31</w:t>
       <w:br/>
       <w:br/>
     </w:r>

--- a/tillsyn/A 11088-2026 tillsynsbegäran.docx
+++ b/tillsyn/A 11088-2026 tillsynsbegäran.docx
@@ -572,7 +572,7 @@
     <w:r>
       <w:tab/>
       <w:tab/>
-      <w:t>2026-07-31</w:t>
+      <w:t>2026-08-01</w:t>
       <w:br/>
       <w:br/>
     </w:r>

--- a/tillsyn/A 11088-2026 tillsynsbegäran.docx
+++ b/tillsyn/A 11088-2026 tillsynsbegäran.docx
@@ -572,7 +572,7 @@
     <w:r>
       <w:tab/>
       <w:tab/>
-      <w:t>2026-08-01</w:t>
+      <w:t>2026-08-02</w:t>
       <w:br/>
       <w:br/>
     </w:r>

--- a/tillsyn/A 11088-2026 tillsynsbegäran.docx
+++ b/tillsyn/A 11088-2026 tillsynsbegäran.docx
@@ -572,7 +572,7 @@
     <w:r>
       <w:tab/>
       <w:tab/>
-      <w:t>2026-08-02</w:t>
+      <w:t>2026-08-03</w:t>
       <w:br/>
       <w:br/>
     </w:r>

--- a/tillsyn/A 11088-2026 tillsynsbegäran.docx
+++ b/tillsyn/A 11088-2026 tillsynsbegäran.docx
@@ -572,7 +572,7 @@
     <w:r>
       <w:tab/>
       <w:tab/>
-      <w:t>2026-08-03</w:t>
+      <w:t>2026-08-05</w:t>
       <w:br/>
       <w:br/>
     </w:r>

--- a/tillsyn/A 11088-2026 tillsynsbegäran.docx
+++ b/tillsyn/A 11088-2026 tillsynsbegäran.docx
@@ -572,7 +572,7 @@
     <w:r>
       <w:tab/>
       <w:tab/>
-      <w:t>2026-08-05</w:t>
+      <w:t>2026-08-07</w:t>
       <w:br/>
       <w:br/>
     </w:r>

--- a/tillsyn/A 11088-2026 tillsynsbegäran.docx
+++ b/tillsyn/A 11088-2026 tillsynsbegäran.docx
@@ -572,7 +572,7 @@
     <w:r>
       <w:tab/>
       <w:tab/>
-      <w:t>2026-08-07</w:t>
+      <w:t>2026-08-08</w:t>
       <w:br/>
       <w:br/>
     </w:r>

--- a/tillsyn/A 11088-2026 tillsynsbegäran.docx
+++ b/tillsyn/A 11088-2026 tillsynsbegäran.docx
@@ -60,7 +60,7 @@
         <w:spacing w:after="240"/>
       </w:pPr>
       <w:r>
-        <w:t>Figur 1. Fyndplatser för naturvårdsarter i och inom 17 meter från avverkningsanmälan. Markörer utan svart kant är placerade på fyndplatsen. Markörer med svart kant är placerade vid sidan av fyndplatsen har ett svart streck som visar fyndplatsens exakta position. Kartans mittpunktskoordinat är N 6724100, E 603184 i SWEREF 99 TM.</w:t>
+        <w:t>Figur 1. Fyndplatser för naturvårdsarter i och inom 17 meter från avverkningsanmälan. Markörer utan svart kant är placerade på fyndplatsen. Markörer med svart kant är placerade vid sidan av fyndplatsen och har ett svart streck som visar fyndplatsens exakta position. Kartans mittpunktskoordinat är N 6724100, E 603184 i SWEREF 99 TM.</w:t>
       </w:r>
     </w:p>
     <w:p>
@@ -572,7 +572,7 @@
     <w:r>
       <w:tab/>
       <w:tab/>
-      <w:t>2026-08-14</w:t>
+      <w:t>2026-08-15</w:t>
       <w:br/>
       <w:br/>
     </w:r>

--- a/tillsyn/A 11088-2026 tillsynsbegäran.docx
+++ b/tillsyn/A 11088-2026 tillsynsbegäran.docx
@@ -572,7 +572,7 @@
     <w:r>
       <w:tab/>
       <w:tab/>
-      <w:t>2026-08-15</w:t>
+      <w:t>2026-08-16</w:t>
       <w:br/>
       <w:br/>
     </w:r>

--- a/tillsyn/A 11088-2026 tillsynsbegäran.docx
+++ b/tillsyn/A 11088-2026 tillsynsbegäran.docx
@@ -572,7 +572,7 @@
     <w:r>
       <w:tab/>
       <w:tab/>
-      <w:t>2026-08-16</w:t>
+      <w:t>2026-08-17</w:t>
       <w:br/>
       <w:br/>
     </w:r>

--- a/tillsyn/A 11088-2026 tillsynsbegäran.docx
+++ b/tillsyn/A 11088-2026 tillsynsbegäran.docx
@@ -572,7 +572,7 @@
     <w:r>
       <w:tab/>
       <w:tab/>
-      <w:t>2026-08-17</w:t>
+      <w:t>2026-08-18</w:t>
       <w:br/>
       <w:br/>
     </w:r>

--- a/tillsyn/A 11088-2026 tillsynsbegäran.docx
+++ b/tillsyn/A 11088-2026 tillsynsbegäran.docx
@@ -572,7 +572,7 @@
     <w:r>
       <w:tab/>
       <w:tab/>
-      <w:t>2026-08-18</w:t>
+      <w:t>2026-08-19</w:t>
       <w:br/>
       <w:br/>
     </w:r>

--- a/tillsyn/A 11088-2026 tillsynsbegäran.docx
+++ b/tillsyn/A 11088-2026 tillsynsbegäran.docx
@@ -572,7 +572,7 @@
     <w:r>
       <w:tab/>
       <w:tab/>
-      <w:t>2026-08-19</w:t>
+      <w:t>2026-08-20</w:t>
       <w:br/>
       <w:br/>
     </w:r>

--- a/tillsyn/A 11088-2026 tillsynsbegäran.docx
+++ b/tillsyn/A 11088-2026 tillsynsbegäran.docx
@@ -572,7 +572,7 @@
     <w:r>
       <w:tab/>
       <w:tab/>
-      <w:t>2026-08-20</w:t>
+      <w:t>2026-08-21</w:t>
       <w:br/>
       <w:br/>
     </w:r>

--- a/tillsyn/A 11088-2026 tillsynsbegäran.docx
+++ b/tillsyn/A 11088-2026 tillsynsbegäran.docx
@@ -572,7 +572,7 @@
     <w:r>
       <w:tab/>
       <w:tab/>
-      <w:t>2026-08-21</w:t>
+      <w:t>2026-08-22</w:t>
       <w:br/>
       <w:br/>
     </w:r>

--- a/tillsyn/A 11088-2026 tillsynsbegäran.docx
+++ b/tillsyn/A 11088-2026 tillsynsbegäran.docx
@@ -572,7 +572,7 @@
     <w:r>
       <w:tab/>
       <w:tab/>
-      <w:t>2026-08-22</w:t>
+      <w:t>2026-08-23</w:t>
       <w:br/>
       <w:br/>
     </w:r>

--- a/tillsyn/A 11088-2026 tillsynsbegäran.docx
+++ b/tillsyn/A 11088-2026 tillsynsbegäran.docx
@@ -572,7 +572,7 @@
     <w:r>
       <w:tab/>
       <w:tab/>
-      <w:t>2026-08-23</w:t>
+      <w:t>2026-08-24</w:t>
       <w:br/>
       <w:br/>
     </w:r>

--- a/tillsyn/A 11088-2026 tillsynsbegäran.docx
+++ b/tillsyn/A 11088-2026 tillsynsbegäran.docx
@@ -572,7 +572,7 @@
     <w:r>
       <w:tab/>
       <w:tab/>
-      <w:t>2026-08-24</w:t>
+      <w:t>2026-08-25</w:t>
       <w:br/>
       <w:br/>
     </w:r>

--- a/tillsyn/A 11088-2026 tillsynsbegäran.docx
+++ b/tillsyn/A 11088-2026 tillsynsbegäran.docx
@@ -572,7 +572,7 @@
     <w:r>
       <w:tab/>
       <w:tab/>
-      <w:t>2026-08-25</w:t>
+      <w:t>2026-08-26</w:t>
       <w:br/>
       <w:br/>
     </w:r>

--- a/tillsyn/A 11088-2026 tillsynsbegäran.docx
+++ b/tillsyn/A 11088-2026 tillsynsbegäran.docx
@@ -572,7 +572,7 @@
     <w:r>
       <w:tab/>
       <w:tab/>
-      <w:t>2026-08-26</w:t>
+      <w:t>2026-08-27</w:t>
       <w:br/>
       <w:br/>
     </w:r>

--- a/tillsyn/A 11088-2026 tillsynsbegäran.docx
+++ b/tillsyn/A 11088-2026 tillsynsbegäran.docx
@@ -572,7 +572,7 @@
     <w:r>
       <w:tab/>
       <w:tab/>
-      <w:t>2026-08-27</w:t>
+      <w:t>2026-08-28</w:t>
       <w:br/>
       <w:br/>
     </w:r>

--- a/tillsyn/A 11088-2026 tillsynsbegäran.docx
+++ b/tillsyn/A 11088-2026 tillsynsbegäran.docx
@@ -572,7 +572,7 @@
     <w:r>
       <w:tab/>
       <w:tab/>
-      <w:t>2026-08-28</w:t>
+      <w:t>2026-08-29</w:t>
       <w:br/>
       <w:br/>
     </w:r>

--- a/tillsyn/A 11088-2026 tillsynsbegäran.docx
+++ b/tillsyn/A 11088-2026 tillsynsbegäran.docx
@@ -572,7 +572,7 @@
     <w:r>
       <w:tab/>
       <w:tab/>
-      <w:t>2026-08-29</w:t>
+      <w:t>2026-08-31</w:t>
       <w:br/>
       <w:br/>
     </w:r>

--- a/tillsyn/A 11088-2026 tillsynsbegäran.docx
+++ b/tillsyn/A 11088-2026 tillsynsbegäran.docx
@@ -572,7 +572,7 @@
     <w:r>
       <w:tab/>
       <w:tab/>
-      <w:t>2026-08-31</w:t>
+      <w:t>2026-09-01</w:t>
       <w:br/>
       <w:br/>
     </w:r>

--- a/tillsyn/A 11088-2026 tillsynsbegäran.docx
+++ b/tillsyn/A 11088-2026 tillsynsbegäran.docx
@@ -572,7 +572,7 @@
     <w:r>
       <w:tab/>
       <w:tab/>
-      <w:t>2026-09-01</w:t>
+      <w:t>2026-09-02</w:t>
       <w:br/>
       <w:br/>
     </w:r>

--- a/tillsyn/A 11088-2026 tillsynsbegäran.docx
+++ b/tillsyn/A 11088-2026 tillsynsbegäran.docx
@@ -572,7 +572,7 @@
     <w:r>
       <w:tab/>
       <w:tab/>
-      <w:t>2026-09-02</w:t>
+      <w:t>2026-09-03</w:t>
       <w:br/>
       <w:br/>
     </w:r>

--- a/tillsyn/A 11088-2026 tillsynsbegäran.docx
+++ b/tillsyn/A 11088-2026 tillsynsbegäran.docx
@@ -572,7 +572,7 @@
     <w:r>
       <w:tab/>
       <w:tab/>
-      <w:t>2026-09-03</w:t>
+      <w:t>2026-09-04</w:t>
       <w:br/>
       <w:br/>
     </w:r>

--- a/tillsyn/A 11088-2026 tillsynsbegäran.docx
+++ b/tillsyn/A 11088-2026 tillsynsbegäran.docx
@@ -572,7 +572,7 @@
     <w:r>
       <w:tab/>
       <w:tab/>
-      <w:t>2026-09-04</w:t>
+      <w:t>2026-09-05</w:t>
       <w:br/>
       <w:br/>
     </w:r>

--- a/tillsyn/A 11088-2026 tillsynsbegäran.docx
+++ b/tillsyn/A 11088-2026 tillsynsbegäran.docx
@@ -572,7 +572,7 @@
     <w:r>
       <w:tab/>
       <w:tab/>
-      <w:t>2026-09-05</w:t>
+      <w:t>2026-09-06</w:t>
       <w:br/>
       <w:br/>
     </w:r>

--- a/tillsyn/A 11088-2026 tillsynsbegäran.docx
+++ b/tillsyn/A 11088-2026 tillsynsbegäran.docx
@@ -572,7 +572,7 @@
     <w:r>
       <w:tab/>
       <w:tab/>
-      <w:t>2026-09-06</w:t>
+      <w:t>2026-09-07</w:t>
       <w:br/>
       <w:br/>
     </w:r>

--- a/tillsyn/A 11088-2026 tillsynsbegäran.docx
+++ b/tillsyn/A 11088-2026 tillsynsbegäran.docx
@@ -572,7 +572,7 @@
     <w:r>
       <w:tab/>
       <w:tab/>
-      <w:t>2026-09-07</w:t>
+      <w:t>2026-09-08</w:t>
       <w:br/>
       <w:br/>
     </w:r>

--- a/tillsyn/A 11088-2026 tillsynsbegäran.docx
+++ b/tillsyn/A 11088-2026 tillsynsbegäran.docx
@@ -572,7 +572,7 @@
     <w:r>
       <w:tab/>
       <w:tab/>
-      <w:t>2026-09-08</w:t>
+      <w:t>2026-09-09</w:t>
       <w:br/>
       <w:br/>
     </w:r>

--- a/tillsyn/A 11088-2026 tillsynsbegäran.docx
+++ b/tillsyn/A 11088-2026 tillsynsbegäran.docx
@@ -572,7 +572,7 @@
     <w:r>
       <w:tab/>
       <w:tab/>
-      <w:t>2026-09-09</w:t>
+      <w:t>2026-09-10</w:t>
       <w:br/>
       <w:br/>
     </w:r>

--- a/tillsyn/A 11088-2026 tillsynsbegäran.docx
+++ b/tillsyn/A 11088-2026 tillsynsbegäran.docx
@@ -572,7 +572,7 @@
     <w:r>
       <w:tab/>
       <w:tab/>
-      <w:t>2026-09-10</w:t>
+      <w:t>2026-09-11</w:t>
       <w:br/>
       <w:br/>
     </w:r>

--- a/tillsyn/A 11088-2026 tillsynsbegäran.docx
+++ b/tillsyn/A 11088-2026 tillsynsbegäran.docx
@@ -572,7 +572,7 @@
     <w:r>
       <w:tab/>
       <w:tab/>
-      <w:t>2026-09-11</w:t>
+      <w:t>2026-09-12</w:t>
       <w:br/>
       <w:br/>
     </w:r>

--- a/tillsyn/A 11088-2026 tillsynsbegäran.docx
+++ b/tillsyn/A 11088-2026 tillsynsbegäran.docx
@@ -572,7 +572,7 @@
     <w:r>
       <w:tab/>
       <w:tab/>
-      <w:t>2026-09-12</w:t>
+      <w:t>2026-09-13</w:t>
       <w:br/>
       <w:br/>
     </w:r>
